--- a/wyatkell_FinalProjectMilestone2_DSCI-D532.docx
+++ b/wyatkell_FinalProjectMilestone2_DSCI-D532.docx
@@ -3,73 +3,170 @@
 <w:document xmlns:wpc="http://schemas.microsoft.com/office/word/2010/wordprocessingCanvas" xmlns:cx="http://schemas.microsoft.com/office/drawing/2014/chartex" xmlns:cx1="http://schemas.microsoft.com/office/drawing/2015/9/8/chartex" xmlns:cx2="http://schemas.microsoft.com/office/drawing/2015/10/21/chartex" xmlns:cx3="http://schemas.microsoft.com/office/drawing/2016/5/9/chartex" xmlns:cx4="http://schemas.microsoft.com/office/drawing/2016/5/10/chartex" xmlns:cx5="http://schemas.microsoft.com/office/drawing/2016/5/11/chartex" xmlns:cx6="http://schemas.microsoft.com/office/drawing/2016/5/12/chartex" xmlns:cx7="http://schemas.microsoft.com/office/drawing/2016/5/13/chartex" xmlns:cx8="http://schemas.microsoft.com/office/drawing/2016/5/14/chartex" xmlns:mc="http://schemas.openxmlformats.org/markup-compatibility/2006" xmlns:aink="http://schemas.microsoft.com/office/drawing/2016/ink" xmlns:am3d="http://schemas.microsoft.com/office/drawing/2017/model3d" xmlns:o="urn:schemas-microsoft-com:office:office" xmlns:oel="http://schemas.microsoft.com/office/2019/extlst" xmlns:r="http://schemas.openxmlformats.org/officeDocument/2006/relationships" xmlns:m="http://schemas.openxmlformats.org/officeDocument/2006/math" xmlns:v="urn:schemas-microsoft-com:vml" xmlns:wp14="http://schemas.microsoft.com/office/word/2010/wordprocessingDrawing" xmlns:wp="http://schemas.openxmlformats.org/drawingml/2006/wordprocessingDrawing" xmlns:w10="urn:schemas-microsoft-com:office:word" xmlns:w="http://schemas.openxmlformats.org/wordprocessingml/2006/main" xmlns:w14="http://schemas.microsoft.com/office/word/2010/wordml" xmlns:w15="http://schemas.microsoft.com/office/word/2012/wordml" xmlns:w16cex="http://schemas.microsoft.com/office/word/2018/wordml/cex" xmlns:w16cid="http://schemas.microsoft.com/office/word/2016/wordml/cid" xmlns:w16="http://schemas.microsoft.com/office/word/2018/wordml" xmlns:w16du="http://schemas.microsoft.com/office/word/2023/wordml/word16du" xmlns:w16sdtdh="http://schemas.microsoft.com/office/word/2020/wordml/sdtdatahash" xmlns:w16sdtfl="http://schemas.microsoft.com/office/word/2024/wordml/sdtformatlock" xmlns:w16se="http://schemas.microsoft.com/office/word/2015/wordml/symex" xmlns:wpg="http://schemas.microsoft.com/office/word/2010/wordprocessingGroup" xmlns:wpi="http://schemas.microsoft.com/office/word/2010/wordprocessingInk" xmlns:wne="http://schemas.microsoft.com/office/word/2006/wordml" xmlns:wps="http://schemas.microsoft.com/office/word/2010/wordprocessingShape" mc:Ignorable="w14 w15 w16se w16cid w16 w16cex w16sdtdh w16sdtfl w16du wp14">
   <w:body>
     <w:p>
-      <w:r>
+      <w:pPr>
+        <w:rPr>
+          <w:rFonts w:ascii="Times New Roman" w:hAnsi="Times New Roman" w:cs="Times New Roman"/>
+        </w:rPr>
+      </w:pPr>
+      <w:r>
+        <w:rPr>
+          <w:rFonts w:ascii="Times New Roman" w:hAnsi="Times New Roman" w:cs="Times New Roman"/>
+        </w:rPr>
         <w:t>DSCI-D 532: Applied Database Technologies</w:t>
       </w:r>
     </w:p>
     <w:p>
-      <w:r>
+      <w:pPr>
+        <w:rPr>
+          <w:rFonts w:ascii="Times New Roman" w:hAnsi="Times New Roman" w:cs="Times New Roman"/>
+        </w:rPr>
+      </w:pPr>
+      <w:r>
+        <w:rPr>
+          <w:rFonts w:ascii="Times New Roman" w:hAnsi="Times New Roman" w:cs="Times New Roman"/>
+        </w:rPr>
         <w:t>D. Scrivner</w:t>
       </w:r>
     </w:p>
     <w:p>
-      <w:r>
+      <w:pPr>
+        <w:rPr>
+          <w:rFonts w:ascii="Times New Roman" w:hAnsi="Times New Roman" w:cs="Times New Roman"/>
+        </w:rPr>
+      </w:pPr>
+      <w:r>
+        <w:rPr>
+          <w:rFonts w:ascii="Times New Roman" w:hAnsi="Times New Roman" w:cs="Times New Roman"/>
+        </w:rPr>
         <w:t>7/16/26</w:t>
       </w:r>
     </w:p>
     <w:p>
-      <w:r>
+      <w:pPr>
+        <w:rPr>
+          <w:rFonts w:ascii="Times New Roman" w:hAnsi="Times New Roman" w:cs="Times New Roman"/>
+        </w:rPr>
+      </w:pPr>
+      <w:r>
+        <w:rPr>
+          <w:rFonts w:ascii="Times New Roman" w:hAnsi="Times New Roman" w:cs="Times New Roman"/>
+        </w:rPr>
         <w:t>Wyatt Keller</w:t>
       </w:r>
     </w:p>
     <w:p>
-      <w:r>
+      <w:pPr>
+        <w:rPr>
+          <w:rFonts w:ascii="Times New Roman" w:hAnsi="Times New Roman" w:cs="Times New Roman"/>
+        </w:rPr>
+      </w:pPr>
+      <w:r>
+        <w:rPr>
+          <w:rFonts w:ascii="Times New Roman" w:hAnsi="Times New Roman" w:cs="Times New Roman"/>
+        </w:rPr>
         <w:t>Final Project Milestone 2</w:t>
       </w:r>
     </w:p>
     <w:p>
       <w:pPr>
         <w:jc w:val="center"/>
-      </w:pPr>
-      <w:r>
+        <w:rPr>
+          <w:rFonts w:ascii="Times New Roman" w:hAnsi="Times New Roman" w:cs="Times New Roman"/>
+        </w:rPr>
+      </w:pPr>
+      <w:proofErr w:type="spellStart"/>
+      <w:r>
+        <w:rPr>
+          <w:rFonts w:ascii="Times New Roman" w:hAnsi="Times New Roman" w:cs="Times New Roman"/>
+        </w:rPr>
         <w:t>QuickCast</w:t>
       </w:r>
-      <w:r>
+      <w:proofErr w:type="spellEnd"/>
+      <w:r>
+        <w:rPr>
+          <w:rFonts w:ascii="Times New Roman" w:hAnsi="Times New Roman" w:cs="Times New Roman"/>
+        </w:rPr>
         <w:t>: Forecasting Business Intelligence Made Easy</w:t>
       </w:r>
     </w:p>
     <w:p>
       <w:pPr>
         <w:jc w:val="center"/>
-      </w:pPr>
-      <w:r>
+        <w:rPr>
+          <w:rFonts w:ascii="Times New Roman" w:hAnsi="Times New Roman" w:cs="Times New Roman"/>
+        </w:rPr>
+      </w:pPr>
+      <w:r>
+        <w:rPr>
+          <w:rFonts w:ascii="Times New Roman" w:hAnsi="Times New Roman" w:cs="Times New Roman"/>
+        </w:rPr>
         <w:t>Wyatt Keller</w:t>
       </w:r>
     </w:p>
     <w:p>
       <w:pPr>
         <w:jc w:val="center"/>
+        <w:rPr>
+          <w:rFonts w:ascii="Times New Roman" w:hAnsi="Times New Roman" w:cs="Times New Roman"/>
+        </w:rPr>
       </w:pPr>
     </w:p>
     <w:p>
       <w:pPr>
         <w:jc w:val="center"/>
-      </w:pPr>
-      <w:r>
+        <w:rPr>
+          <w:rFonts w:ascii="Times New Roman" w:hAnsi="Times New Roman" w:cs="Times New Roman"/>
+        </w:rPr>
+      </w:pPr>
+      <w:r>
+        <w:rPr>
+          <w:rFonts w:ascii="Times New Roman" w:hAnsi="Times New Roman" w:cs="Times New Roman"/>
+        </w:rPr>
         <w:t>Part 1: Conceptual Diagram and Schema</w:t>
       </w:r>
     </w:p>
     <w:p>
-      <w:r>
-        <w:t>Below is an ER Diagram dictating the schema and concept of the QuickCast backend database.</w:t>
-      </w:r>
-    </w:p>
-    <w:p>
-      <w:r>
+      <w:pPr>
+        <w:rPr>
+          <w:rFonts w:ascii="Times New Roman" w:hAnsi="Times New Roman" w:cs="Times New Roman"/>
+        </w:rPr>
+      </w:pPr>
+      <w:r>
+        <w:rPr>
+          <w:rFonts w:ascii="Times New Roman" w:hAnsi="Times New Roman" w:cs="Times New Roman"/>
+        </w:rPr>
+        <w:t xml:space="preserve">Below is an ER Diagram dictating the schema and concept of the </w:t>
+      </w:r>
+      <w:proofErr w:type="spellStart"/>
+      <w:r>
+        <w:rPr>
+          <w:rFonts w:ascii="Times New Roman" w:hAnsi="Times New Roman" w:cs="Times New Roman"/>
+        </w:rPr>
+        <w:t>QuickCast</w:t>
+      </w:r>
+      <w:proofErr w:type="spellEnd"/>
+      <w:r>
+        <w:rPr>
+          <w:rFonts w:ascii="Times New Roman" w:hAnsi="Times New Roman" w:cs="Times New Roman"/>
+        </w:rPr>
+        <w:t xml:space="preserve"> backend database.</w:t>
+      </w:r>
+    </w:p>
+    <w:p>
+      <w:pPr>
+        <w:rPr>
+          <w:rFonts w:ascii="Times New Roman" w:hAnsi="Times New Roman" w:cs="Times New Roman"/>
+        </w:rPr>
+      </w:pPr>
+      <w:r>
+        <w:rPr>
+          <w:rFonts w:ascii="Times New Roman" w:hAnsi="Times New Roman" w:cs="Times New Roman"/>
+        </w:rPr>
         <w:t>ER Diagram:</w:t>
       </w:r>
       <w:r>
         <w:rPr>
+          <w:rFonts w:ascii="Times New Roman" w:hAnsi="Times New Roman" w:cs="Times New Roman"/>
           <w:noProof/>
         </w:rPr>
         <w:drawing>
@@ -116,620 +213,2296 @@
       </w:r>
     </w:p>
     <w:p>
-      <w:r>
+      <w:pPr>
+        <w:rPr>
+          <w:rFonts w:ascii="Times New Roman" w:hAnsi="Times New Roman" w:cs="Times New Roman"/>
+        </w:rPr>
+      </w:pPr>
+      <w:r>
+        <w:rPr>
+          <w:rFonts w:ascii="Times New Roman" w:hAnsi="Times New Roman" w:cs="Times New Roman"/>
+        </w:rPr>
         <w:lastRenderedPageBreak/>
         <w:tab/>
         <w:t>One important thing to note for transparency is that this diagram was created through MySQL Workbench, and since this database is made through SQLite, not everything transfers fully.</w:t>
       </w:r>
     </w:p>
     <w:p>
-      <w:r>
+      <w:pPr>
+        <w:rPr>
+          <w:rFonts w:ascii="Times New Roman" w:hAnsi="Times New Roman" w:cs="Times New Roman"/>
+        </w:rPr>
+      </w:pPr>
+      <w:r>
+        <w:rPr>
+          <w:rFonts w:ascii="Times New Roman" w:hAnsi="Times New Roman" w:cs="Times New Roman"/>
+        </w:rPr>
         <w:t>Diagram Structure:</w:t>
       </w:r>
     </w:p>
     <w:p>
-      <w:r>
-        <w:t xml:space="preserve">The QuickCast database follows something similar to the classic star schema design. The facts table is records, which </w:t>
-      </w:r>
-      <w:r>
+      <w:pPr>
+        <w:rPr>
+          <w:rFonts w:ascii="Times New Roman" w:hAnsi="Times New Roman" w:cs="Times New Roman"/>
+        </w:rPr>
+      </w:pPr>
+      <w:r>
+        <w:rPr>
+          <w:rFonts w:ascii="Times New Roman" w:hAnsi="Times New Roman" w:cs="Times New Roman"/>
+        </w:rPr>
+        <w:t xml:space="preserve">The </w:t>
+      </w:r>
+      <w:proofErr w:type="spellStart"/>
+      <w:r>
+        <w:rPr>
+          <w:rFonts w:ascii="Times New Roman" w:hAnsi="Times New Roman" w:cs="Times New Roman"/>
+        </w:rPr>
+        <w:t>QuickCast</w:t>
+      </w:r>
+      <w:proofErr w:type="spellEnd"/>
+      <w:r>
+        <w:rPr>
+          <w:rFonts w:ascii="Times New Roman" w:hAnsi="Times New Roman" w:cs="Times New Roman"/>
+        </w:rPr>
+        <w:t xml:space="preserve"> database follows something similar to the classic star schema design. The facts table is records, which </w:t>
+      </w:r>
+      <w:r>
+        <w:rPr>
+          <w:rFonts w:ascii="Times New Roman" w:hAnsi="Times New Roman" w:cs="Times New Roman"/>
+        </w:rPr>
         <w:t>have</w:t>
       </w:r>
       <w:r>
+        <w:rPr>
+          <w:rFonts w:ascii="Times New Roman" w:hAnsi="Times New Roman" w:cs="Times New Roman"/>
+        </w:rPr>
         <w:t xml:space="preserve"> various relationships to customers, orders, employees, and locations. The only other table which has a connection to another table other than records is orders, which has a connection to products</w:t>
       </w:r>
       <w:r>
+        <w:rPr>
+          <w:rFonts w:ascii="Times New Roman" w:hAnsi="Times New Roman" w:cs="Times New Roman"/>
+        </w:rPr>
         <w:t>. This allows for the database to be reasonably normalized to a 2</w:t>
       </w:r>
       <w:r>
         <w:rPr>
+          <w:rFonts w:ascii="Times New Roman" w:hAnsi="Times New Roman" w:cs="Times New Roman"/>
           <w:vertAlign w:val="superscript"/>
         </w:rPr>
         <w:t>nd</w:t>
       </w:r>
       <w:r>
+        <w:rPr>
+          <w:rFonts w:ascii="Times New Roman" w:hAnsi="Times New Roman" w:cs="Times New Roman"/>
+        </w:rPr>
         <w:t xml:space="preserve"> level of normalization. With this normalization level, the backend logic is much clearer than it would be for a higher level. Important to note, this table stores all users data into one database, hence why the users table is present.</w:t>
       </w:r>
     </w:p>
     <w:p>
-      <w:r>
+      <w:pPr>
+        <w:rPr>
+          <w:rFonts w:ascii="Times New Roman" w:hAnsi="Times New Roman" w:cs="Times New Roman"/>
+        </w:rPr>
+      </w:pPr>
+      <w:r>
+        <w:rPr>
+          <w:rFonts w:ascii="Times New Roman" w:hAnsi="Times New Roman" w:cs="Times New Roman"/>
+        </w:rPr>
         <w:t>Entities and Relationships:</w:t>
       </w:r>
     </w:p>
     <w:p>
-      <w:r>
+      <w:pPr>
+        <w:rPr>
+          <w:rFonts w:ascii="Times New Roman" w:hAnsi="Times New Roman" w:cs="Times New Roman"/>
+        </w:rPr>
+      </w:pPr>
+      <w:r>
+        <w:rPr>
+          <w:rFonts w:ascii="Times New Roman" w:hAnsi="Times New Roman" w:cs="Times New Roman"/>
+        </w:rPr>
         <w:t>The entities are:</w:t>
       </w:r>
     </w:p>
     <w:p>
-      <w:r>
+      <w:pPr>
+        <w:rPr>
+          <w:rFonts w:ascii="Times New Roman" w:hAnsi="Times New Roman" w:cs="Times New Roman"/>
+        </w:rPr>
+      </w:pPr>
+      <w:r>
+        <w:rPr>
+          <w:rFonts w:ascii="Times New Roman" w:hAnsi="Times New Roman" w:cs="Times New Roman"/>
+        </w:rPr>
         <w:t>records</w:t>
       </w:r>
       <w:r>
+        <w:rPr>
+          <w:rFonts w:ascii="Times New Roman" w:hAnsi="Times New Roman" w:cs="Times New Roman"/>
+        </w:rPr>
         <w:br/>
         <w:t>locations</w:t>
       </w:r>
       <w:r>
+        <w:rPr>
+          <w:rFonts w:ascii="Times New Roman" w:hAnsi="Times New Roman" w:cs="Times New Roman"/>
+        </w:rPr>
         <w:br/>
         <w:t>employees</w:t>
       </w:r>
       <w:r>
+        <w:rPr>
+          <w:rFonts w:ascii="Times New Roman" w:hAnsi="Times New Roman" w:cs="Times New Roman"/>
+        </w:rPr>
         <w:br/>
         <w:t>users</w:t>
       </w:r>
       <w:r>
+        <w:rPr>
+          <w:rFonts w:ascii="Times New Roman" w:hAnsi="Times New Roman" w:cs="Times New Roman"/>
+        </w:rPr>
         <w:br/>
+      </w:r>
+      <w:proofErr w:type="spellStart"/>
+      <w:r>
+        <w:rPr>
+          <w:rFonts w:ascii="Times New Roman" w:hAnsi="Times New Roman" w:cs="Times New Roman"/>
+        </w:rPr>
         <w:t>customers</w:t>
       </w:r>
-      <w:r>
+      <w:proofErr w:type="spellEnd"/>
+      <w:r>
+        <w:rPr>
+          <w:rFonts w:ascii="Times New Roman" w:hAnsi="Times New Roman" w:cs="Times New Roman"/>
+        </w:rPr>
         <w:br/>
         <w:t>orders</w:t>
       </w:r>
       <w:r>
+        <w:rPr>
+          <w:rFonts w:ascii="Times New Roman" w:hAnsi="Times New Roman" w:cs="Times New Roman"/>
+        </w:rPr>
         <w:br/>
         <w:t>products</w:t>
       </w:r>
     </w:p>
     <w:p>
-      <w:r>
+      <w:pPr>
+        <w:rPr>
+          <w:rFonts w:ascii="Times New Roman" w:hAnsi="Times New Roman" w:cs="Times New Roman"/>
+        </w:rPr>
+      </w:pPr>
+      <w:r>
+        <w:rPr>
+          <w:rFonts w:ascii="Times New Roman" w:hAnsi="Times New Roman" w:cs="Times New Roman"/>
+        </w:rPr>
         <w:t>They have the following relationships:</w:t>
       </w:r>
     </w:p>
     <w:p>
-      <w:r>
+      <w:pPr>
+        <w:rPr>
+          <w:rFonts w:ascii="Times New Roman" w:hAnsi="Times New Roman" w:cs="Times New Roman"/>
+        </w:rPr>
+      </w:pPr>
+      <w:r>
+        <w:rPr>
+          <w:rFonts w:ascii="Times New Roman" w:hAnsi="Times New Roman" w:cs="Times New Roman"/>
+        </w:rPr>
         <w:t>c</w:t>
       </w:r>
       <w:r>
+        <w:rPr>
+          <w:rFonts w:ascii="Times New Roman" w:hAnsi="Times New Roman" w:cs="Times New Roman"/>
+        </w:rPr>
         <w:t xml:space="preserve">ustomers -&gt; records </w:t>
       </w:r>
       <w:r>
+        <w:rPr>
+          <w:rFonts w:ascii="Times New Roman" w:hAnsi="Times New Roman" w:cs="Times New Roman"/>
+        </w:rPr>
         <w:t>(one to many)</w:t>
       </w:r>
     </w:p>
     <w:p>
-      <w:r>
+      <w:pPr>
+        <w:rPr>
+          <w:rFonts w:ascii="Times New Roman" w:hAnsi="Times New Roman" w:cs="Times New Roman"/>
+        </w:rPr>
+      </w:pPr>
+      <w:r>
+        <w:rPr>
+          <w:rFonts w:ascii="Times New Roman" w:hAnsi="Times New Roman" w:cs="Times New Roman"/>
+        </w:rPr>
         <w:t>users -&gt; records (one to many)</w:t>
       </w:r>
     </w:p>
     <w:p>
-      <w:r>
+      <w:pPr>
+        <w:rPr>
+          <w:rFonts w:ascii="Times New Roman" w:hAnsi="Times New Roman" w:cs="Times New Roman"/>
+        </w:rPr>
+      </w:pPr>
+      <w:r>
+        <w:rPr>
+          <w:rFonts w:ascii="Times New Roman" w:hAnsi="Times New Roman" w:cs="Times New Roman"/>
+        </w:rPr>
         <w:t>locations -&gt; records (one to many)</w:t>
       </w:r>
     </w:p>
     <w:p>
-      <w:r>
+      <w:pPr>
+        <w:rPr>
+          <w:rFonts w:ascii="Times New Roman" w:hAnsi="Times New Roman" w:cs="Times New Roman"/>
+        </w:rPr>
+      </w:pPr>
+      <w:r>
+        <w:rPr>
+          <w:rFonts w:ascii="Times New Roman" w:hAnsi="Times New Roman" w:cs="Times New Roman"/>
+        </w:rPr>
         <w:t>employees -&gt; records (one to many)</w:t>
       </w:r>
     </w:p>
     <w:p>
-      <w:r>
+      <w:pPr>
+        <w:rPr>
+          <w:rFonts w:ascii="Times New Roman" w:hAnsi="Times New Roman" w:cs="Times New Roman"/>
+        </w:rPr>
+      </w:pPr>
+      <w:r>
+        <w:rPr>
+          <w:rFonts w:ascii="Times New Roman" w:hAnsi="Times New Roman" w:cs="Times New Roman"/>
+        </w:rPr>
         <w:t>records -&gt; orders (one to many)</w:t>
       </w:r>
     </w:p>
     <w:p>
-      <w:r>
+      <w:pPr>
+        <w:rPr>
+          <w:rFonts w:ascii="Times New Roman" w:hAnsi="Times New Roman" w:cs="Times New Roman"/>
+        </w:rPr>
+      </w:pPr>
+      <w:r>
+        <w:rPr>
+          <w:rFonts w:ascii="Times New Roman" w:hAnsi="Times New Roman" w:cs="Times New Roman"/>
+        </w:rPr>
         <w:t>products -&gt; orders (one to many)</w:t>
       </w:r>
     </w:p>
-    <w:p/>
-    <w:p>
-      <w:r>
+    <w:p>
+      <w:pPr>
+        <w:rPr>
+          <w:rFonts w:ascii="Times New Roman" w:hAnsi="Times New Roman" w:cs="Times New Roman"/>
+        </w:rPr>
+      </w:pPr>
+    </w:p>
+    <w:p>
+      <w:pPr>
+        <w:rPr>
+          <w:rFonts w:ascii="Times New Roman" w:hAnsi="Times New Roman" w:cs="Times New Roman"/>
+        </w:rPr>
+      </w:pPr>
+      <w:r>
+        <w:rPr>
+          <w:rFonts w:ascii="Times New Roman" w:hAnsi="Times New Roman" w:cs="Times New Roman"/>
+        </w:rPr>
         <w:t>Assumptions and Design Decisions:</w:t>
       </w:r>
     </w:p>
     <w:p>
-      <w:r>
-        <w:t xml:space="preserve">Due to this being a more lightweight application for smaller businesses, I have decided to go with a single database for all users approach. This is much easier to implement on the </w:t>
-      </w:r>
-      <w:r>
+      <w:pPr>
+        <w:rPr>
+          <w:rFonts w:ascii="Times New Roman" w:hAnsi="Times New Roman" w:cs="Times New Roman"/>
+        </w:rPr>
+      </w:pPr>
+      <w:r>
+        <w:rPr>
+          <w:rFonts w:ascii="Times New Roman" w:hAnsi="Times New Roman" w:cs="Times New Roman"/>
+        </w:rPr>
+        <w:t xml:space="preserve">Due to this being a more lightweight application for smaller businesses, I have decided to go with a single database for all users approach. This is much easier to implement on the backend, with only requiring the simple added step of doing a filtering subquery on the records table based on the user. Whenever a user signs up, they will be assigned a </w:t>
+      </w:r>
+      <w:proofErr w:type="spellStart"/>
+      <w:r>
+        <w:rPr>
+          <w:rFonts w:ascii="Times New Roman" w:hAnsi="Times New Roman" w:cs="Times New Roman"/>
+        </w:rPr>
+        <w:t>user_id</w:t>
+      </w:r>
+      <w:proofErr w:type="spellEnd"/>
+      <w:r>
+        <w:rPr>
+          <w:rFonts w:ascii="Times New Roman" w:hAnsi="Times New Roman" w:cs="Times New Roman"/>
+        </w:rPr>
+        <w:t xml:space="preserve"> to differentiate their data </w:t>
+      </w:r>
+      <w:r>
+        <w:rPr>
+          <w:rFonts w:ascii="Times New Roman" w:hAnsi="Times New Roman" w:cs="Times New Roman"/>
+        </w:rPr>
         <w:lastRenderedPageBreak/>
-        <w:t>backend, with only requiring the simple added step of doing a filtering subquery on the records table based on the user. Whenever a user signs up, they will be assigned a user_id</w:t>
-      </w:r>
-      <w:r>
-        <w:t xml:space="preserve"> to differentiate their data from everyone else’s. Furthermore, whenever a user uploads data, them providing id’s for the data will be optional. If they do provide ids, then they will be appended to the database sequentially while respecting the uniqueness of the id. If no id is provided, it will be assumed that each entity would be unique and assigned their own id. For example, if a user uploaded 2 customers with the same name, but provided different ids for them, it would be respected in the QuickCast database. If no id was provided for those customers, they will be assigned the same id.</w:t>
+        <w:t xml:space="preserve">from everyone else’s. Furthermore, whenever a user uploads data, them providing id’s for the data will be optional. If they do provide ids, then they will be appended to the database sequentially while respecting the uniqueness of the id. If no id is provided, it will be assumed that each entity would be unique and assigned their own id. For example, if a user uploaded 2 customers with the same name, but provided different ids for them, it would be respected in the </w:t>
+      </w:r>
+      <w:proofErr w:type="spellStart"/>
+      <w:r>
+        <w:rPr>
+          <w:rFonts w:ascii="Times New Roman" w:hAnsi="Times New Roman" w:cs="Times New Roman"/>
+        </w:rPr>
+        <w:t>QuickCast</w:t>
+      </w:r>
+      <w:proofErr w:type="spellEnd"/>
+      <w:r>
+        <w:rPr>
+          <w:rFonts w:ascii="Times New Roman" w:hAnsi="Times New Roman" w:cs="Times New Roman"/>
+        </w:rPr>
+        <w:t xml:space="preserve"> database. If no id was provided for those customers, they will be assigned the same id.</w:t>
       </w:r>
     </w:p>
     <w:p>
       <w:pPr>
         <w:jc w:val="center"/>
+        <w:rPr>
+          <w:rFonts w:ascii="Times New Roman" w:hAnsi="Times New Roman" w:cs="Times New Roman"/>
+        </w:rPr>
       </w:pPr>
     </w:p>
     <w:p>
       <w:pPr>
         <w:jc w:val="center"/>
-      </w:pPr>
-      <w:r>
+        <w:rPr>
+          <w:rFonts w:ascii="Times New Roman" w:hAnsi="Times New Roman" w:cs="Times New Roman"/>
+        </w:rPr>
+      </w:pPr>
+      <w:r>
+        <w:rPr>
+          <w:rFonts w:ascii="Times New Roman" w:hAnsi="Times New Roman" w:cs="Times New Roman"/>
+        </w:rPr>
         <w:t>Part 2: Database Constraints</w:t>
       </w:r>
     </w:p>
     <w:p>
-      <w:r>
+      <w:pPr>
+        <w:rPr>
+          <w:rFonts w:ascii="Times New Roman" w:hAnsi="Times New Roman" w:cs="Times New Roman"/>
+        </w:rPr>
+      </w:pPr>
+      <w:r>
+        <w:rPr>
+          <w:rFonts w:ascii="Times New Roman" w:hAnsi="Times New Roman" w:cs="Times New Roman"/>
+        </w:rPr>
         <w:t>Required fields / no null values</w:t>
       </w:r>
     </w:p>
     <w:p>
-      <w:r>
+      <w:pPr>
+        <w:rPr>
+          <w:rFonts w:ascii="Times New Roman" w:hAnsi="Times New Roman" w:cs="Times New Roman"/>
+        </w:rPr>
+      </w:pPr>
+      <w:r>
+        <w:rPr>
+          <w:rFonts w:ascii="Times New Roman" w:hAnsi="Times New Roman" w:cs="Times New Roman"/>
+        </w:rPr>
         <w:t>The following are required fields:</w:t>
       </w:r>
     </w:p>
     <w:p>
-      <w:r>
-        <w:t>record_id – is a primary key of the records table, while technically redundant with order_id, it is essential in the case that more tables are added to the database</w:t>
-      </w:r>
-    </w:p>
-    <w:p>
-      <w:r>
-        <w:t>user_id and username – is the primary key and name of each user within the database</w:t>
-      </w:r>
-      <w:r>
+      <w:pPr>
+        <w:rPr>
+          <w:rFonts w:ascii="Times New Roman" w:hAnsi="Times New Roman" w:cs="Times New Roman"/>
+        </w:rPr>
+      </w:pPr>
+      <w:proofErr w:type="spellStart"/>
+      <w:r>
+        <w:rPr>
+          <w:rFonts w:ascii="Times New Roman" w:hAnsi="Times New Roman" w:cs="Times New Roman"/>
+        </w:rPr>
+        <w:t>record_id</w:t>
+      </w:r>
+      <w:proofErr w:type="spellEnd"/>
+      <w:r>
+        <w:rPr>
+          <w:rFonts w:ascii="Times New Roman" w:hAnsi="Times New Roman" w:cs="Times New Roman"/>
+        </w:rPr>
+        <w:t xml:space="preserve"> – is a primary key of the records table, while technically redundant with </w:t>
+      </w:r>
+      <w:proofErr w:type="spellStart"/>
+      <w:r>
+        <w:rPr>
+          <w:rFonts w:ascii="Times New Roman" w:hAnsi="Times New Roman" w:cs="Times New Roman"/>
+        </w:rPr>
+        <w:t>order_id</w:t>
+      </w:r>
+      <w:proofErr w:type="spellEnd"/>
+      <w:r>
+        <w:rPr>
+          <w:rFonts w:ascii="Times New Roman" w:hAnsi="Times New Roman" w:cs="Times New Roman"/>
+        </w:rPr>
+        <w:t>, it is essential in the case that more tables are added to the database</w:t>
+      </w:r>
+    </w:p>
+    <w:p>
+      <w:pPr>
+        <w:rPr>
+          <w:rFonts w:ascii="Times New Roman" w:hAnsi="Times New Roman" w:cs="Times New Roman"/>
+        </w:rPr>
+      </w:pPr>
+      <w:proofErr w:type="spellStart"/>
+      <w:r>
+        <w:rPr>
+          <w:rFonts w:ascii="Times New Roman" w:hAnsi="Times New Roman" w:cs="Times New Roman"/>
+        </w:rPr>
+        <w:t>user_id</w:t>
+      </w:r>
+      <w:proofErr w:type="spellEnd"/>
+      <w:r>
+        <w:rPr>
+          <w:rFonts w:ascii="Times New Roman" w:hAnsi="Times New Roman" w:cs="Times New Roman"/>
+        </w:rPr>
+        <w:t xml:space="preserve"> and username – is the primary key and name of each user within the database</w:t>
+      </w:r>
+      <w:r>
+        <w:rPr>
+          <w:rFonts w:ascii="Times New Roman" w:hAnsi="Times New Roman" w:cs="Times New Roman"/>
+        </w:rPr>
         <w:t>. For this database to have a login feature, both fields are required to be present. There will not be an enforcement of a password for each user</w:t>
       </w:r>
     </w:p>
     <w:p>
-      <w:r>
-        <w:t>location_id, country, city</w:t>
-      </w:r>
-      <w:r>
+      <w:pPr>
+        <w:rPr>
+          <w:rFonts w:ascii="Times New Roman" w:hAnsi="Times New Roman" w:cs="Times New Roman"/>
+        </w:rPr>
+      </w:pPr>
+      <w:proofErr w:type="spellStart"/>
+      <w:r>
+        <w:rPr>
+          <w:rFonts w:ascii="Times New Roman" w:hAnsi="Times New Roman" w:cs="Times New Roman"/>
+        </w:rPr>
+        <w:t>location_id</w:t>
+      </w:r>
+      <w:proofErr w:type="spellEnd"/>
+      <w:r>
+        <w:rPr>
+          <w:rFonts w:ascii="Times New Roman" w:hAnsi="Times New Roman" w:cs="Times New Roman"/>
+        </w:rPr>
+        <w:t>, country, city</w:t>
+      </w:r>
+      <w:r>
+        <w:rPr>
+          <w:rFonts w:ascii="Times New Roman" w:hAnsi="Times New Roman" w:cs="Times New Roman"/>
+        </w:rPr>
         <w:t xml:space="preserve"> – is the primary key for the locations table and the key information for shipping orders</w:t>
       </w:r>
     </w:p>
     <w:p>
-      <w:r>
-        <w:t>customer_id, customer_name – is the primary key for the customers table and is necessary information for a transaction to know who the customer in an order was</w:t>
-      </w:r>
-    </w:p>
-    <w:p>
-      <w:r>
-        <w:t xml:space="preserve">order_id, product_id, </w:t>
-      </w:r>
-      <w:r>
-        <w:t>quantity, sales, profit – order_id and product_id create a composite primary key for the orders table</w:t>
-      </w:r>
-      <w:r>
+      <w:pPr>
+        <w:rPr>
+          <w:rFonts w:ascii="Times New Roman" w:hAnsi="Times New Roman" w:cs="Times New Roman"/>
+        </w:rPr>
+      </w:pPr>
+      <w:proofErr w:type="spellStart"/>
+      <w:r>
+        <w:rPr>
+          <w:rFonts w:ascii="Times New Roman" w:hAnsi="Times New Roman" w:cs="Times New Roman"/>
+        </w:rPr>
+        <w:t>customer_id</w:t>
+      </w:r>
+      <w:proofErr w:type="spellEnd"/>
+      <w:r>
+        <w:rPr>
+          <w:rFonts w:ascii="Times New Roman" w:hAnsi="Times New Roman" w:cs="Times New Roman"/>
+        </w:rPr>
+        <w:t xml:space="preserve">, </w:t>
+      </w:r>
+      <w:proofErr w:type="spellStart"/>
+      <w:r>
+        <w:rPr>
+          <w:rFonts w:ascii="Times New Roman" w:hAnsi="Times New Roman" w:cs="Times New Roman"/>
+        </w:rPr>
+        <w:t>customer_name</w:t>
+      </w:r>
+      <w:proofErr w:type="spellEnd"/>
+      <w:r>
+        <w:rPr>
+          <w:rFonts w:ascii="Times New Roman" w:hAnsi="Times New Roman" w:cs="Times New Roman"/>
+        </w:rPr>
+        <w:t xml:space="preserve"> – is the primary key for the customers table and is necessary information for a transaction to know who the customer in an order was</w:t>
+      </w:r>
+    </w:p>
+    <w:p>
+      <w:pPr>
+        <w:rPr>
+          <w:rFonts w:ascii="Times New Roman" w:hAnsi="Times New Roman" w:cs="Times New Roman"/>
+        </w:rPr>
+      </w:pPr>
+      <w:proofErr w:type="spellStart"/>
+      <w:r>
+        <w:rPr>
+          <w:rFonts w:ascii="Times New Roman" w:hAnsi="Times New Roman" w:cs="Times New Roman"/>
+        </w:rPr>
+        <w:t>order_id</w:t>
+      </w:r>
+      <w:proofErr w:type="spellEnd"/>
+      <w:r>
+        <w:rPr>
+          <w:rFonts w:ascii="Times New Roman" w:hAnsi="Times New Roman" w:cs="Times New Roman"/>
+        </w:rPr>
+        <w:t xml:space="preserve">, </w:t>
+      </w:r>
+      <w:proofErr w:type="spellStart"/>
+      <w:r>
+        <w:rPr>
+          <w:rFonts w:ascii="Times New Roman" w:hAnsi="Times New Roman" w:cs="Times New Roman"/>
+        </w:rPr>
+        <w:t>product_id</w:t>
+      </w:r>
+      <w:proofErr w:type="spellEnd"/>
+      <w:r>
+        <w:rPr>
+          <w:rFonts w:ascii="Times New Roman" w:hAnsi="Times New Roman" w:cs="Times New Roman"/>
+        </w:rPr>
+        <w:t xml:space="preserve">, </w:t>
+      </w:r>
+      <w:r>
+        <w:rPr>
+          <w:rFonts w:ascii="Times New Roman" w:hAnsi="Times New Roman" w:cs="Times New Roman"/>
+        </w:rPr>
+        <w:t xml:space="preserve">quantity, sales, profit – </w:t>
+      </w:r>
+      <w:proofErr w:type="spellStart"/>
+      <w:r>
+        <w:rPr>
+          <w:rFonts w:ascii="Times New Roman" w:hAnsi="Times New Roman" w:cs="Times New Roman"/>
+        </w:rPr>
+        <w:t>order_id</w:t>
+      </w:r>
+      <w:proofErr w:type="spellEnd"/>
+      <w:r>
+        <w:rPr>
+          <w:rFonts w:ascii="Times New Roman" w:hAnsi="Times New Roman" w:cs="Times New Roman"/>
+        </w:rPr>
+        <w:t xml:space="preserve"> and </w:t>
+      </w:r>
+      <w:proofErr w:type="spellStart"/>
+      <w:r>
+        <w:rPr>
+          <w:rFonts w:ascii="Times New Roman" w:hAnsi="Times New Roman" w:cs="Times New Roman"/>
+        </w:rPr>
+        <w:t>product_id</w:t>
+      </w:r>
+      <w:proofErr w:type="spellEnd"/>
+      <w:r>
+        <w:rPr>
+          <w:rFonts w:ascii="Times New Roman" w:hAnsi="Times New Roman" w:cs="Times New Roman"/>
+        </w:rPr>
+        <w:t xml:space="preserve"> create a composite primary key for the orders table</w:t>
+      </w:r>
+      <w:r>
+        <w:rPr>
+          <w:rFonts w:ascii="Times New Roman" w:hAnsi="Times New Roman" w:cs="Times New Roman"/>
+        </w:rPr>
         <w:t>, and as such are both required</w:t>
       </w:r>
       <w:r>
+        <w:rPr>
+          <w:rFonts w:ascii="Times New Roman" w:hAnsi="Times New Roman" w:cs="Times New Roman"/>
+        </w:rPr>
         <w:t>. The quantity, sales, and profit are all essential parts to an order for</w:t>
       </w:r>
       <w:r>
+        <w:rPr>
+          <w:rFonts w:ascii="Times New Roman" w:hAnsi="Times New Roman" w:cs="Times New Roman"/>
+        </w:rPr>
         <w:t xml:space="preserve"> the</w:t>
       </w:r>
       <w:r>
+        <w:rPr>
+          <w:rFonts w:ascii="Times New Roman" w:hAnsi="Times New Roman" w:cs="Times New Roman"/>
+        </w:rPr>
         <w:t xml:space="preserve"> business intelligence calculations</w:t>
       </w:r>
       <w:r>
+        <w:rPr>
+          <w:rFonts w:ascii="Times New Roman" w:hAnsi="Times New Roman" w:cs="Times New Roman"/>
+        </w:rPr>
         <w:t xml:space="preserve"> I want the application to do</w:t>
       </w:r>
     </w:p>
     <w:p>
-      <w:r>
-        <w:t xml:space="preserve">product_id, product_name – </w:t>
-      </w:r>
-      <w:r>
+      <w:pPr>
+        <w:rPr>
+          <w:rFonts w:ascii="Times New Roman" w:hAnsi="Times New Roman" w:cs="Times New Roman"/>
+        </w:rPr>
+      </w:pPr>
+      <w:proofErr w:type="spellStart"/>
+      <w:r>
+        <w:rPr>
+          <w:rFonts w:ascii="Times New Roman" w:hAnsi="Times New Roman" w:cs="Times New Roman"/>
+        </w:rPr>
+        <w:t>product_id</w:t>
+      </w:r>
+      <w:proofErr w:type="spellEnd"/>
+      <w:r>
+        <w:rPr>
+          <w:rFonts w:ascii="Times New Roman" w:hAnsi="Times New Roman" w:cs="Times New Roman"/>
+        </w:rPr>
+        <w:t xml:space="preserve">, </w:t>
+      </w:r>
+      <w:proofErr w:type="spellStart"/>
+      <w:r>
+        <w:rPr>
+          <w:rFonts w:ascii="Times New Roman" w:hAnsi="Times New Roman" w:cs="Times New Roman"/>
+        </w:rPr>
+        <w:t>product_name</w:t>
+      </w:r>
+      <w:proofErr w:type="spellEnd"/>
+      <w:r>
+        <w:rPr>
+          <w:rFonts w:ascii="Times New Roman" w:hAnsi="Times New Roman" w:cs="Times New Roman"/>
+        </w:rPr>
+        <w:t xml:space="preserve"> – </w:t>
+      </w:r>
+      <w:r>
+        <w:rPr>
+          <w:rFonts w:ascii="Times New Roman" w:hAnsi="Times New Roman" w:cs="Times New Roman"/>
+        </w:rPr>
         <w:t>is the primary key</w:t>
       </w:r>
       <w:r>
+        <w:rPr>
+          <w:rFonts w:ascii="Times New Roman" w:hAnsi="Times New Roman" w:cs="Times New Roman"/>
+        </w:rPr>
         <w:t xml:space="preserve"> and bare minimum information for a purchase within an order</w:t>
       </w:r>
     </w:p>
     <w:p>
-      <w:r>
-        <w:t>employee_id, retail_sales_people – is the primary key and name for each employee which is involved within the transaction, though to note, employee_id is not required within the records table</w:t>
-      </w:r>
-    </w:p>
-    <w:p/>
-    <w:p/>
-    <w:p/>
-    <w:p>
-      <w:r>
+      <w:pPr>
+        <w:rPr>
+          <w:rFonts w:ascii="Times New Roman" w:hAnsi="Times New Roman" w:cs="Times New Roman"/>
+        </w:rPr>
+      </w:pPr>
+      <w:proofErr w:type="spellStart"/>
+      <w:r>
+        <w:rPr>
+          <w:rFonts w:ascii="Times New Roman" w:hAnsi="Times New Roman" w:cs="Times New Roman"/>
+        </w:rPr>
+        <w:t>employee_id</w:t>
+      </w:r>
+      <w:proofErr w:type="spellEnd"/>
+      <w:r>
+        <w:rPr>
+          <w:rFonts w:ascii="Times New Roman" w:hAnsi="Times New Roman" w:cs="Times New Roman"/>
+        </w:rPr>
+        <w:t xml:space="preserve">, </w:t>
+      </w:r>
+      <w:proofErr w:type="spellStart"/>
+      <w:r>
+        <w:rPr>
+          <w:rFonts w:ascii="Times New Roman" w:hAnsi="Times New Roman" w:cs="Times New Roman"/>
+        </w:rPr>
+        <w:t>retail_sales_people</w:t>
+      </w:r>
+      <w:proofErr w:type="spellEnd"/>
+      <w:r>
+        <w:rPr>
+          <w:rFonts w:ascii="Times New Roman" w:hAnsi="Times New Roman" w:cs="Times New Roman"/>
+        </w:rPr>
+        <w:t xml:space="preserve"> – is the primary key and name for each employee which is involved within the transaction, though to note, </w:t>
+      </w:r>
+      <w:proofErr w:type="spellStart"/>
+      <w:r>
+        <w:rPr>
+          <w:rFonts w:ascii="Times New Roman" w:hAnsi="Times New Roman" w:cs="Times New Roman"/>
+        </w:rPr>
+        <w:t>employee_id</w:t>
+      </w:r>
+      <w:proofErr w:type="spellEnd"/>
+      <w:r>
+        <w:rPr>
+          <w:rFonts w:ascii="Times New Roman" w:hAnsi="Times New Roman" w:cs="Times New Roman"/>
+        </w:rPr>
+        <w:t xml:space="preserve"> is not required within the records table</w:t>
+      </w:r>
+    </w:p>
+    <w:p>
+      <w:pPr>
+        <w:rPr>
+          <w:rFonts w:ascii="Times New Roman" w:hAnsi="Times New Roman" w:cs="Times New Roman"/>
+        </w:rPr>
+      </w:pPr>
+    </w:p>
+    <w:p>
+      <w:pPr>
+        <w:rPr>
+          <w:rFonts w:ascii="Times New Roman" w:hAnsi="Times New Roman" w:cs="Times New Roman"/>
+        </w:rPr>
+      </w:pPr>
+    </w:p>
+    <w:p>
+      <w:pPr>
+        <w:rPr>
+          <w:rFonts w:ascii="Times New Roman" w:hAnsi="Times New Roman" w:cs="Times New Roman"/>
+        </w:rPr>
+      </w:pPr>
+    </w:p>
+    <w:p>
+      <w:pPr>
+        <w:rPr>
+          <w:rFonts w:ascii="Times New Roman" w:hAnsi="Times New Roman" w:cs="Times New Roman"/>
+        </w:rPr>
+      </w:pPr>
+    </w:p>
+    <w:p>
+      <w:pPr>
+        <w:rPr>
+          <w:rFonts w:ascii="Times New Roman" w:hAnsi="Times New Roman" w:cs="Times New Roman"/>
+        </w:rPr>
+      </w:pPr>
+      <w:r>
+        <w:rPr>
+          <w:rFonts w:ascii="Times New Roman" w:hAnsi="Times New Roman" w:cs="Times New Roman"/>
+        </w:rPr>
+        <w:lastRenderedPageBreak/>
         <w:t>Unique Values</w:t>
       </w:r>
       <w:r>
+        <w:rPr>
+          <w:rFonts w:ascii="Times New Roman" w:hAnsi="Times New Roman" w:cs="Times New Roman"/>
+        </w:rPr>
         <w:t xml:space="preserve"> and Primary Keys</w:t>
       </w:r>
     </w:p>
     <w:p>
-      <w:r>
+      <w:pPr>
+        <w:rPr>
+          <w:rFonts w:ascii="Times New Roman" w:hAnsi="Times New Roman" w:cs="Times New Roman"/>
+        </w:rPr>
+      </w:pPr>
+      <w:r>
+        <w:rPr>
+          <w:rFonts w:ascii="Times New Roman" w:hAnsi="Times New Roman" w:cs="Times New Roman"/>
+        </w:rPr>
         <w:t>The following are unique values</w:t>
       </w:r>
       <w:r>
+        <w:rPr>
+          <w:rFonts w:ascii="Times New Roman" w:hAnsi="Times New Roman" w:cs="Times New Roman"/>
+        </w:rPr>
         <w:t xml:space="preserve"> and primary keys</w:t>
       </w:r>
       <w:r>
+        <w:rPr>
+          <w:rFonts w:ascii="Times New Roman" w:hAnsi="Times New Roman" w:cs="Times New Roman"/>
+        </w:rPr>
         <w:t>:</w:t>
       </w:r>
     </w:p>
     <w:p>
-      <w:r>
-        <w:t>records table – record_id, order_id – while having both unique values is redundant, it should allow for easy sub querying according to the user while also allowing for easy joins to the orders table</w:t>
-      </w:r>
-    </w:p>
-    <w:p>
-      <w:r>
-        <w:t>customers table – customer_id – as the primary key it needs to be unique</w:t>
-      </w:r>
-    </w:p>
-    <w:p>
-      <w:r>
+      <w:pPr>
+        <w:rPr>
+          <w:rFonts w:ascii="Times New Roman" w:hAnsi="Times New Roman" w:cs="Times New Roman"/>
+        </w:rPr>
+      </w:pPr>
+      <w:r>
+        <w:rPr>
+          <w:rFonts w:ascii="Times New Roman" w:hAnsi="Times New Roman" w:cs="Times New Roman"/>
+        </w:rPr>
+        <w:t xml:space="preserve">records table – </w:t>
+      </w:r>
+      <w:proofErr w:type="spellStart"/>
+      <w:r>
+        <w:rPr>
+          <w:rFonts w:ascii="Times New Roman" w:hAnsi="Times New Roman" w:cs="Times New Roman"/>
+        </w:rPr>
+        <w:t>record_id</w:t>
+      </w:r>
+      <w:proofErr w:type="spellEnd"/>
+      <w:r>
+        <w:rPr>
+          <w:rFonts w:ascii="Times New Roman" w:hAnsi="Times New Roman" w:cs="Times New Roman"/>
+        </w:rPr>
+        <w:t xml:space="preserve">, </w:t>
+      </w:r>
+      <w:proofErr w:type="spellStart"/>
+      <w:r>
+        <w:rPr>
+          <w:rFonts w:ascii="Times New Roman" w:hAnsi="Times New Roman" w:cs="Times New Roman"/>
+        </w:rPr>
+        <w:t>order_id</w:t>
+      </w:r>
+      <w:proofErr w:type="spellEnd"/>
+      <w:r>
+        <w:rPr>
+          <w:rFonts w:ascii="Times New Roman" w:hAnsi="Times New Roman" w:cs="Times New Roman"/>
+        </w:rPr>
+        <w:t xml:space="preserve"> – while having both unique values is redundant, it should allow for easy sub querying according to the user while also allowing for easy joins to the orders table</w:t>
+      </w:r>
+    </w:p>
+    <w:p>
+      <w:pPr>
+        <w:rPr>
+          <w:rFonts w:ascii="Times New Roman" w:hAnsi="Times New Roman" w:cs="Times New Roman"/>
+        </w:rPr>
+      </w:pPr>
+      <w:r>
+        <w:rPr>
+          <w:rFonts w:ascii="Times New Roman" w:hAnsi="Times New Roman" w:cs="Times New Roman"/>
+        </w:rPr>
+        <w:t xml:space="preserve">customers table – </w:t>
+      </w:r>
+      <w:proofErr w:type="spellStart"/>
+      <w:r>
+        <w:rPr>
+          <w:rFonts w:ascii="Times New Roman" w:hAnsi="Times New Roman" w:cs="Times New Roman"/>
+        </w:rPr>
+        <w:t>customer_id</w:t>
+      </w:r>
+      <w:proofErr w:type="spellEnd"/>
+      <w:r>
+        <w:rPr>
+          <w:rFonts w:ascii="Times New Roman" w:hAnsi="Times New Roman" w:cs="Times New Roman"/>
+        </w:rPr>
+        <w:t xml:space="preserve"> – as the primary key it needs to be unique</w:t>
+      </w:r>
+    </w:p>
+    <w:p>
+      <w:pPr>
+        <w:rPr>
+          <w:rFonts w:ascii="Times New Roman" w:hAnsi="Times New Roman" w:cs="Times New Roman"/>
+        </w:rPr>
+      </w:pPr>
+      <w:r>
+        <w:rPr>
+          <w:rFonts w:ascii="Times New Roman" w:hAnsi="Times New Roman" w:cs="Times New Roman"/>
+        </w:rPr>
         <w:t>users</w:t>
       </w:r>
       <w:r>
+        <w:rPr>
+          <w:rFonts w:ascii="Times New Roman" w:hAnsi="Times New Roman" w:cs="Times New Roman"/>
+        </w:rPr>
         <w:t xml:space="preserve"> table</w:t>
       </w:r>
       <w:r>
-        <w:t xml:space="preserve"> – user_id – as a primary key it needs to be unique</w:t>
-      </w:r>
-    </w:p>
-    <w:p>
-      <w:r>
-        <w:t>products table – product_id – as a primary key it needs to be unique</w:t>
-      </w:r>
-    </w:p>
-    <w:p>
-      <w:r>
-        <w:t>locations table – location_id – as a primary key it needs to be unique</w:t>
-      </w:r>
-    </w:p>
-    <w:p>
-      <w:r>
-        <w:t>employees table – employee_id – as a primary key it needs to be unique</w:t>
-      </w:r>
-    </w:p>
-    <w:p/>
-    <w:p>
-      <w:r>
+        <w:rPr>
+          <w:rFonts w:ascii="Times New Roman" w:hAnsi="Times New Roman" w:cs="Times New Roman"/>
+        </w:rPr>
+        <w:t xml:space="preserve"> – </w:t>
+      </w:r>
+      <w:proofErr w:type="spellStart"/>
+      <w:r>
+        <w:rPr>
+          <w:rFonts w:ascii="Times New Roman" w:hAnsi="Times New Roman" w:cs="Times New Roman"/>
+        </w:rPr>
+        <w:t>user_id</w:t>
+      </w:r>
+      <w:proofErr w:type="spellEnd"/>
+      <w:r>
+        <w:rPr>
+          <w:rFonts w:ascii="Times New Roman" w:hAnsi="Times New Roman" w:cs="Times New Roman"/>
+        </w:rPr>
+        <w:t xml:space="preserve"> – as a primary key it needs to be unique</w:t>
+      </w:r>
+    </w:p>
+    <w:p>
+      <w:pPr>
+        <w:rPr>
+          <w:rFonts w:ascii="Times New Roman" w:hAnsi="Times New Roman" w:cs="Times New Roman"/>
+        </w:rPr>
+      </w:pPr>
+      <w:r>
+        <w:rPr>
+          <w:rFonts w:ascii="Times New Roman" w:hAnsi="Times New Roman" w:cs="Times New Roman"/>
+        </w:rPr>
+        <w:t xml:space="preserve">products table – </w:t>
+      </w:r>
+      <w:proofErr w:type="spellStart"/>
+      <w:r>
+        <w:rPr>
+          <w:rFonts w:ascii="Times New Roman" w:hAnsi="Times New Roman" w:cs="Times New Roman"/>
+        </w:rPr>
+        <w:t>product_id</w:t>
+      </w:r>
+      <w:proofErr w:type="spellEnd"/>
+      <w:r>
+        <w:rPr>
+          <w:rFonts w:ascii="Times New Roman" w:hAnsi="Times New Roman" w:cs="Times New Roman"/>
+        </w:rPr>
+        <w:t xml:space="preserve"> – as a primary key it needs to be unique</w:t>
+      </w:r>
+    </w:p>
+    <w:p>
+      <w:pPr>
+        <w:rPr>
+          <w:rFonts w:ascii="Times New Roman" w:hAnsi="Times New Roman" w:cs="Times New Roman"/>
+        </w:rPr>
+      </w:pPr>
+      <w:r>
+        <w:rPr>
+          <w:rFonts w:ascii="Times New Roman" w:hAnsi="Times New Roman" w:cs="Times New Roman"/>
+        </w:rPr>
+        <w:t xml:space="preserve">locations table – </w:t>
+      </w:r>
+      <w:proofErr w:type="spellStart"/>
+      <w:r>
+        <w:rPr>
+          <w:rFonts w:ascii="Times New Roman" w:hAnsi="Times New Roman" w:cs="Times New Roman"/>
+        </w:rPr>
+        <w:t>location_id</w:t>
+      </w:r>
+      <w:proofErr w:type="spellEnd"/>
+      <w:r>
+        <w:rPr>
+          <w:rFonts w:ascii="Times New Roman" w:hAnsi="Times New Roman" w:cs="Times New Roman"/>
+        </w:rPr>
+        <w:t xml:space="preserve"> – as a primary key it needs to be unique</w:t>
+      </w:r>
+    </w:p>
+    <w:p>
+      <w:pPr>
+        <w:rPr>
+          <w:rFonts w:ascii="Times New Roman" w:hAnsi="Times New Roman" w:cs="Times New Roman"/>
+        </w:rPr>
+      </w:pPr>
+      <w:r>
+        <w:rPr>
+          <w:rFonts w:ascii="Times New Roman" w:hAnsi="Times New Roman" w:cs="Times New Roman"/>
+        </w:rPr>
+        <w:t xml:space="preserve">employees table – </w:t>
+      </w:r>
+      <w:proofErr w:type="spellStart"/>
+      <w:r>
+        <w:rPr>
+          <w:rFonts w:ascii="Times New Roman" w:hAnsi="Times New Roman" w:cs="Times New Roman"/>
+        </w:rPr>
+        <w:t>employee_id</w:t>
+      </w:r>
+      <w:proofErr w:type="spellEnd"/>
+      <w:r>
+        <w:rPr>
+          <w:rFonts w:ascii="Times New Roman" w:hAnsi="Times New Roman" w:cs="Times New Roman"/>
+        </w:rPr>
+        <w:t xml:space="preserve"> – as a primary key it needs to be unique</w:t>
+      </w:r>
+    </w:p>
+    <w:p>
+      <w:pPr>
+        <w:rPr>
+          <w:rFonts w:ascii="Times New Roman" w:hAnsi="Times New Roman" w:cs="Times New Roman"/>
+        </w:rPr>
+      </w:pPr>
+    </w:p>
+    <w:p>
+      <w:pPr>
+        <w:rPr>
+          <w:rFonts w:ascii="Times New Roman" w:hAnsi="Times New Roman" w:cs="Times New Roman"/>
+        </w:rPr>
+      </w:pPr>
+      <w:r>
+        <w:rPr>
+          <w:rFonts w:ascii="Times New Roman" w:hAnsi="Times New Roman" w:cs="Times New Roman"/>
+        </w:rPr>
         <w:t>Composite Key</w:t>
       </w:r>
     </w:p>
     <w:p>
-      <w:r>
+      <w:pPr>
+        <w:rPr>
+          <w:rFonts w:ascii="Times New Roman" w:hAnsi="Times New Roman" w:cs="Times New Roman"/>
+        </w:rPr>
+      </w:pPr>
+      <w:r>
+        <w:rPr>
+          <w:rFonts w:ascii="Times New Roman" w:hAnsi="Times New Roman" w:cs="Times New Roman"/>
+        </w:rPr>
         <w:t>The following are composite keys:</w:t>
       </w:r>
     </w:p>
     <w:p>
-      <w:r>
-        <w:t>orders table – order_id, product_id</w:t>
-      </w:r>
-      <w:r>
+      <w:pPr>
+        <w:rPr>
+          <w:rFonts w:ascii="Times New Roman" w:hAnsi="Times New Roman" w:cs="Times New Roman"/>
+        </w:rPr>
+      </w:pPr>
+      <w:r>
+        <w:rPr>
+          <w:rFonts w:ascii="Times New Roman" w:hAnsi="Times New Roman" w:cs="Times New Roman"/>
+        </w:rPr>
+        <w:t xml:space="preserve">orders table – </w:t>
+      </w:r>
+      <w:proofErr w:type="spellStart"/>
+      <w:r>
+        <w:rPr>
+          <w:rFonts w:ascii="Times New Roman" w:hAnsi="Times New Roman" w:cs="Times New Roman"/>
+        </w:rPr>
+        <w:t>order_id</w:t>
+      </w:r>
+      <w:proofErr w:type="spellEnd"/>
+      <w:r>
+        <w:rPr>
+          <w:rFonts w:ascii="Times New Roman" w:hAnsi="Times New Roman" w:cs="Times New Roman"/>
+        </w:rPr>
+        <w:t xml:space="preserve">, </w:t>
+      </w:r>
+      <w:proofErr w:type="spellStart"/>
+      <w:r>
+        <w:rPr>
+          <w:rFonts w:ascii="Times New Roman" w:hAnsi="Times New Roman" w:cs="Times New Roman"/>
+        </w:rPr>
+        <w:t>product_id</w:t>
+      </w:r>
+      <w:proofErr w:type="spellEnd"/>
+      <w:r>
+        <w:rPr>
+          <w:rFonts w:ascii="Times New Roman" w:hAnsi="Times New Roman" w:cs="Times New Roman"/>
+        </w:rPr>
         <w:t xml:space="preserve"> – They combine to make a composite key necessary since each order has multiple products, and so each row has to be differentiated</w:t>
       </w:r>
     </w:p>
-    <w:p/>
-    <w:p>
-      <w:r>
+    <w:p>
+      <w:pPr>
+        <w:rPr>
+          <w:rFonts w:ascii="Times New Roman" w:hAnsi="Times New Roman" w:cs="Times New Roman"/>
+        </w:rPr>
+      </w:pPr>
+    </w:p>
+    <w:p>
+      <w:pPr>
+        <w:rPr>
+          <w:rFonts w:ascii="Times New Roman" w:hAnsi="Times New Roman" w:cs="Times New Roman"/>
+        </w:rPr>
+      </w:pPr>
+      <w:r>
+        <w:rPr>
+          <w:rFonts w:ascii="Times New Roman" w:hAnsi="Times New Roman" w:cs="Times New Roman"/>
+        </w:rPr>
         <w:t xml:space="preserve">Foreign </w:t>
       </w:r>
       <w:r>
+        <w:rPr>
+          <w:rFonts w:ascii="Times New Roman" w:hAnsi="Times New Roman" w:cs="Times New Roman"/>
+        </w:rPr>
         <w:t>Key</w:t>
       </w:r>
     </w:p>
     <w:p>
-      <w:r>
+      <w:pPr>
+        <w:rPr>
+          <w:rFonts w:ascii="Times New Roman" w:hAnsi="Times New Roman" w:cs="Times New Roman"/>
+        </w:rPr>
+      </w:pPr>
+      <w:r>
+        <w:rPr>
+          <w:rFonts w:ascii="Times New Roman" w:hAnsi="Times New Roman" w:cs="Times New Roman"/>
+        </w:rPr>
         <w:t>The following are foreign keys:</w:t>
       </w:r>
     </w:p>
     <w:p>
-      <w:r>
-        <w:t>records table – user_id, customer_id, location_id, employee_id</w:t>
-      </w:r>
-      <w:r>
-        <w:t xml:space="preserve"> – these reference user_id, customer_id, location_id, and employee_id within the users, customers, locations, and employees tables respectively</w:t>
-      </w:r>
-    </w:p>
-    <w:p>
-      <w:r>
-        <w:t>orders table – order_id, product_id – these reference order_id and product_id within the records and products table respectively</w:t>
-      </w:r>
-    </w:p>
-    <w:p/>
-    <w:p/>
-    <w:p/>
-    <w:p>
-      <w:r>
+      <w:pPr>
+        <w:rPr>
+          <w:rFonts w:ascii="Times New Roman" w:hAnsi="Times New Roman" w:cs="Times New Roman"/>
+        </w:rPr>
+      </w:pPr>
+      <w:r>
+        <w:rPr>
+          <w:rFonts w:ascii="Times New Roman" w:hAnsi="Times New Roman" w:cs="Times New Roman"/>
+        </w:rPr>
+        <w:t xml:space="preserve">records table – </w:t>
+      </w:r>
+      <w:proofErr w:type="spellStart"/>
+      <w:r>
+        <w:rPr>
+          <w:rFonts w:ascii="Times New Roman" w:hAnsi="Times New Roman" w:cs="Times New Roman"/>
+        </w:rPr>
+        <w:t>user_id</w:t>
+      </w:r>
+      <w:proofErr w:type="spellEnd"/>
+      <w:r>
+        <w:rPr>
+          <w:rFonts w:ascii="Times New Roman" w:hAnsi="Times New Roman" w:cs="Times New Roman"/>
+        </w:rPr>
+        <w:t xml:space="preserve">, </w:t>
+      </w:r>
+      <w:proofErr w:type="spellStart"/>
+      <w:r>
+        <w:rPr>
+          <w:rFonts w:ascii="Times New Roman" w:hAnsi="Times New Roman" w:cs="Times New Roman"/>
+        </w:rPr>
+        <w:t>customer_id</w:t>
+      </w:r>
+      <w:proofErr w:type="spellEnd"/>
+      <w:r>
+        <w:rPr>
+          <w:rFonts w:ascii="Times New Roman" w:hAnsi="Times New Roman" w:cs="Times New Roman"/>
+        </w:rPr>
+        <w:t xml:space="preserve">, </w:t>
+      </w:r>
+      <w:proofErr w:type="spellStart"/>
+      <w:r>
+        <w:rPr>
+          <w:rFonts w:ascii="Times New Roman" w:hAnsi="Times New Roman" w:cs="Times New Roman"/>
+        </w:rPr>
+        <w:t>location_id</w:t>
+      </w:r>
+      <w:proofErr w:type="spellEnd"/>
+      <w:r>
+        <w:rPr>
+          <w:rFonts w:ascii="Times New Roman" w:hAnsi="Times New Roman" w:cs="Times New Roman"/>
+        </w:rPr>
+        <w:t xml:space="preserve">, </w:t>
+      </w:r>
+      <w:proofErr w:type="spellStart"/>
+      <w:r>
+        <w:rPr>
+          <w:rFonts w:ascii="Times New Roman" w:hAnsi="Times New Roman" w:cs="Times New Roman"/>
+        </w:rPr>
+        <w:t>employee_id</w:t>
+      </w:r>
+      <w:proofErr w:type="spellEnd"/>
+      <w:r>
+        <w:rPr>
+          <w:rFonts w:ascii="Times New Roman" w:hAnsi="Times New Roman" w:cs="Times New Roman"/>
+        </w:rPr>
+        <w:t xml:space="preserve"> – these reference </w:t>
+      </w:r>
+      <w:proofErr w:type="spellStart"/>
+      <w:r>
+        <w:rPr>
+          <w:rFonts w:ascii="Times New Roman" w:hAnsi="Times New Roman" w:cs="Times New Roman"/>
+        </w:rPr>
+        <w:t>user_id</w:t>
+      </w:r>
+      <w:proofErr w:type="spellEnd"/>
+      <w:r>
+        <w:rPr>
+          <w:rFonts w:ascii="Times New Roman" w:hAnsi="Times New Roman" w:cs="Times New Roman"/>
+        </w:rPr>
+        <w:t xml:space="preserve">, </w:t>
+      </w:r>
+      <w:proofErr w:type="spellStart"/>
+      <w:r>
+        <w:rPr>
+          <w:rFonts w:ascii="Times New Roman" w:hAnsi="Times New Roman" w:cs="Times New Roman"/>
+        </w:rPr>
+        <w:t>customer_id</w:t>
+      </w:r>
+      <w:proofErr w:type="spellEnd"/>
+      <w:r>
+        <w:rPr>
+          <w:rFonts w:ascii="Times New Roman" w:hAnsi="Times New Roman" w:cs="Times New Roman"/>
+        </w:rPr>
+        <w:t xml:space="preserve">, </w:t>
+      </w:r>
+      <w:proofErr w:type="spellStart"/>
+      <w:r>
+        <w:rPr>
+          <w:rFonts w:ascii="Times New Roman" w:hAnsi="Times New Roman" w:cs="Times New Roman"/>
+        </w:rPr>
+        <w:t>location_id</w:t>
+      </w:r>
+      <w:proofErr w:type="spellEnd"/>
+      <w:r>
+        <w:rPr>
+          <w:rFonts w:ascii="Times New Roman" w:hAnsi="Times New Roman" w:cs="Times New Roman"/>
+        </w:rPr>
+        <w:t xml:space="preserve">, and </w:t>
+      </w:r>
+      <w:proofErr w:type="spellStart"/>
+      <w:r>
+        <w:rPr>
+          <w:rFonts w:ascii="Times New Roman" w:hAnsi="Times New Roman" w:cs="Times New Roman"/>
+        </w:rPr>
+        <w:t>employee_id</w:t>
+      </w:r>
+      <w:proofErr w:type="spellEnd"/>
+      <w:r>
+        <w:rPr>
+          <w:rFonts w:ascii="Times New Roman" w:hAnsi="Times New Roman" w:cs="Times New Roman"/>
+        </w:rPr>
+        <w:t xml:space="preserve"> within the users, customers, locations, and employees tables respectively</w:t>
+      </w:r>
+    </w:p>
+    <w:p>
+      <w:pPr>
+        <w:rPr>
+          <w:rFonts w:ascii="Times New Roman" w:hAnsi="Times New Roman" w:cs="Times New Roman"/>
+        </w:rPr>
+      </w:pPr>
+      <w:r>
+        <w:rPr>
+          <w:rFonts w:ascii="Times New Roman" w:hAnsi="Times New Roman" w:cs="Times New Roman"/>
+        </w:rPr>
+        <w:t xml:space="preserve">orders table – </w:t>
+      </w:r>
+      <w:proofErr w:type="spellStart"/>
+      <w:r>
+        <w:rPr>
+          <w:rFonts w:ascii="Times New Roman" w:hAnsi="Times New Roman" w:cs="Times New Roman"/>
+        </w:rPr>
+        <w:t>order_id</w:t>
+      </w:r>
+      <w:proofErr w:type="spellEnd"/>
+      <w:r>
+        <w:rPr>
+          <w:rFonts w:ascii="Times New Roman" w:hAnsi="Times New Roman" w:cs="Times New Roman"/>
+        </w:rPr>
+        <w:t xml:space="preserve">, </w:t>
+      </w:r>
+      <w:proofErr w:type="spellStart"/>
+      <w:r>
+        <w:rPr>
+          <w:rFonts w:ascii="Times New Roman" w:hAnsi="Times New Roman" w:cs="Times New Roman"/>
+        </w:rPr>
+        <w:t>product_id</w:t>
+      </w:r>
+      <w:proofErr w:type="spellEnd"/>
+      <w:r>
+        <w:rPr>
+          <w:rFonts w:ascii="Times New Roman" w:hAnsi="Times New Roman" w:cs="Times New Roman"/>
+        </w:rPr>
+        <w:t xml:space="preserve"> – these reference </w:t>
+      </w:r>
+      <w:proofErr w:type="spellStart"/>
+      <w:r>
+        <w:rPr>
+          <w:rFonts w:ascii="Times New Roman" w:hAnsi="Times New Roman" w:cs="Times New Roman"/>
+        </w:rPr>
+        <w:t>order_id</w:t>
+      </w:r>
+      <w:proofErr w:type="spellEnd"/>
+      <w:r>
+        <w:rPr>
+          <w:rFonts w:ascii="Times New Roman" w:hAnsi="Times New Roman" w:cs="Times New Roman"/>
+        </w:rPr>
+        <w:t xml:space="preserve"> and </w:t>
+      </w:r>
+      <w:proofErr w:type="spellStart"/>
+      <w:r>
+        <w:rPr>
+          <w:rFonts w:ascii="Times New Roman" w:hAnsi="Times New Roman" w:cs="Times New Roman"/>
+        </w:rPr>
+        <w:t>product_id</w:t>
+      </w:r>
+      <w:proofErr w:type="spellEnd"/>
+      <w:r>
+        <w:rPr>
+          <w:rFonts w:ascii="Times New Roman" w:hAnsi="Times New Roman" w:cs="Times New Roman"/>
+        </w:rPr>
+        <w:t xml:space="preserve"> within the records and products table respectively</w:t>
+      </w:r>
+    </w:p>
+    <w:p>
+      <w:pPr>
+        <w:rPr>
+          <w:rFonts w:ascii="Times New Roman" w:hAnsi="Times New Roman" w:cs="Times New Roman"/>
+        </w:rPr>
+      </w:pPr>
+    </w:p>
+    <w:p>
+      <w:pPr>
+        <w:rPr>
+          <w:rFonts w:ascii="Times New Roman" w:hAnsi="Times New Roman" w:cs="Times New Roman"/>
+        </w:rPr>
+      </w:pPr>
+    </w:p>
+    <w:p>
+      <w:pPr>
+        <w:rPr>
+          <w:rFonts w:ascii="Times New Roman" w:hAnsi="Times New Roman" w:cs="Times New Roman"/>
+        </w:rPr>
+      </w:pPr>
+    </w:p>
+    <w:p>
+      <w:pPr>
+        <w:rPr>
+          <w:rFonts w:ascii="Times New Roman" w:hAnsi="Times New Roman" w:cs="Times New Roman"/>
+        </w:rPr>
+      </w:pPr>
+      <w:r>
+        <w:rPr>
+          <w:rFonts w:ascii="Times New Roman" w:hAnsi="Times New Roman" w:cs="Times New Roman"/>
+        </w:rPr>
+        <w:t>Data type choices</w:t>
+      </w:r>
+    </w:p>
+    <w:p>
+      <w:pPr>
+        <w:rPr>
+          <w:rFonts w:ascii="Times New Roman" w:hAnsi="Times New Roman" w:cs="Times New Roman"/>
+        </w:rPr>
+      </w:pPr>
+      <w:r>
+        <w:rPr>
+          <w:rFonts w:ascii="Times New Roman" w:hAnsi="Times New Roman" w:cs="Times New Roman"/>
+        </w:rPr>
+        <w:t>Due to SQLite’s typing, the main types are NULL, Text, Integer, Real, and Blob</w:t>
+      </w:r>
+      <w:r>
+        <w:rPr>
+          <w:rFonts w:ascii="Times New Roman" w:hAnsi="Times New Roman" w:cs="Times New Roman"/>
+        </w:rPr>
+        <w:t xml:space="preserve">, which I why the ER diagram provided above was not fully accurate. Furthermore, the Real type will not be used often due to it not being precise to do numbers with, and so the workaround will be that </w:t>
+      </w:r>
+      <w:r>
+        <w:rPr>
+          <w:rFonts w:ascii="Times New Roman" w:hAnsi="Times New Roman" w:cs="Times New Roman"/>
+        </w:rPr>
         <w:lastRenderedPageBreak/>
-        <w:t>Data type choices</w:t>
-      </w:r>
-    </w:p>
-    <w:p>
-      <w:r>
-        <w:t>Due to SQLite’s typing, the main types are NULL, Text, Integer, Real, and Blob</w:t>
-      </w:r>
-      <w:r>
-        <w:t>, which I why the ER diagram provided above was not fully accurate. Furthermore, the Real type will not be used often due to it not being precise to do numbers with, and so the workaround will be that sales stored will be multiplied by 100 and be integers. Here are the types for each fields of the following tables:</w:t>
-      </w:r>
-    </w:p>
-    <w:p>
-      <w:r>
+        <w:t>sales stored will be multiplied by 100 and be integers. Here are the types for each fields of the following tables:</w:t>
+      </w:r>
+    </w:p>
+    <w:p>
+      <w:pPr>
+        <w:rPr>
+          <w:rFonts w:ascii="Times New Roman" w:hAnsi="Times New Roman" w:cs="Times New Roman"/>
+        </w:rPr>
+      </w:pPr>
+      <w:r>
+        <w:rPr>
+          <w:rFonts w:ascii="Times New Roman" w:hAnsi="Times New Roman" w:cs="Times New Roman"/>
+        </w:rPr>
         <w:t>records table:</w:t>
       </w:r>
     </w:p>
     <w:p>
-      <w:r>
-        <w:t>record_id – Interger</w:t>
-      </w:r>
-    </w:p>
-    <w:p>
-      <w:r>
-        <w:t>user_id – Integer</w:t>
-      </w:r>
-    </w:p>
-    <w:p>
-      <w:r>
-        <w:t>order_id – Integer</w:t>
-      </w:r>
-    </w:p>
-    <w:p>
-      <w:r>
-        <w:t>customer_id – Integer</w:t>
-      </w:r>
-    </w:p>
-    <w:p>
-      <w:r>
-        <w:t>location_id – Integer</w:t>
-      </w:r>
-    </w:p>
-    <w:p>
-      <w:r>
-        <w:t>employee_id – Integer</w:t>
-      </w:r>
-    </w:p>
-    <w:p>
-      <w:r>
-        <w:t>order_date – Text</w:t>
-      </w:r>
-    </w:p>
-    <w:p/>
-    <w:p>
-      <w:r>
+      <w:pPr>
+        <w:rPr>
+          <w:rFonts w:ascii="Times New Roman" w:hAnsi="Times New Roman" w:cs="Times New Roman"/>
+        </w:rPr>
+      </w:pPr>
+      <w:proofErr w:type="spellStart"/>
+      <w:r>
+        <w:rPr>
+          <w:rFonts w:ascii="Times New Roman" w:hAnsi="Times New Roman" w:cs="Times New Roman"/>
+        </w:rPr>
+        <w:t>record_id</w:t>
+      </w:r>
+      <w:proofErr w:type="spellEnd"/>
+      <w:r>
+        <w:rPr>
+          <w:rFonts w:ascii="Times New Roman" w:hAnsi="Times New Roman" w:cs="Times New Roman"/>
+        </w:rPr>
+        <w:t xml:space="preserve"> – </w:t>
+      </w:r>
+      <w:proofErr w:type="spellStart"/>
+      <w:r>
+        <w:rPr>
+          <w:rFonts w:ascii="Times New Roman" w:hAnsi="Times New Roman" w:cs="Times New Roman"/>
+        </w:rPr>
+        <w:t>Interger</w:t>
+      </w:r>
+      <w:proofErr w:type="spellEnd"/>
+    </w:p>
+    <w:p>
+      <w:pPr>
+        <w:rPr>
+          <w:rFonts w:ascii="Times New Roman" w:hAnsi="Times New Roman" w:cs="Times New Roman"/>
+        </w:rPr>
+      </w:pPr>
+      <w:proofErr w:type="spellStart"/>
+      <w:r>
+        <w:rPr>
+          <w:rFonts w:ascii="Times New Roman" w:hAnsi="Times New Roman" w:cs="Times New Roman"/>
+        </w:rPr>
+        <w:t>user_id</w:t>
+      </w:r>
+      <w:proofErr w:type="spellEnd"/>
+      <w:r>
+        <w:rPr>
+          <w:rFonts w:ascii="Times New Roman" w:hAnsi="Times New Roman" w:cs="Times New Roman"/>
+        </w:rPr>
+        <w:t xml:space="preserve"> – Integer</w:t>
+      </w:r>
+    </w:p>
+    <w:p>
+      <w:pPr>
+        <w:rPr>
+          <w:rFonts w:ascii="Times New Roman" w:hAnsi="Times New Roman" w:cs="Times New Roman"/>
+        </w:rPr>
+      </w:pPr>
+      <w:proofErr w:type="spellStart"/>
+      <w:r>
+        <w:rPr>
+          <w:rFonts w:ascii="Times New Roman" w:hAnsi="Times New Roman" w:cs="Times New Roman"/>
+        </w:rPr>
+        <w:t>order_id</w:t>
+      </w:r>
+      <w:proofErr w:type="spellEnd"/>
+      <w:r>
+        <w:rPr>
+          <w:rFonts w:ascii="Times New Roman" w:hAnsi="Times New Roman" w:cs="Times New Roman"/>
+        </w:rPr>
+        <w:t xml:space="preserve"> – Integer</w:t>
+      </w:r>
+    </w:p>
+    <w:p>
+      <w:pPr>
+        <w:rPr>
+          <w:rFonts w:ascii="Times New Roman" w:hAnsi="Times New Roman" w:cs="Times New Roman"/>
+        </w:rPr>
+      </w:pPr>
+      <w:proofErr w:type="spellStart"/>
+      <w:r>
+        <w:rPr>
+          <w:rFonts w:ascii="Times New Roman" w:hAnsi="Times New Roman" w:cs="Times New Roman"/>
+        </w:rPr>
+        <w:t>customer_id</w:t>
+      </w:r>
+      <w:proofErr w:type="spellEnd"/>
+      <w:r>
+        <w:rPr>
+          <w:rFonts w:ascii="Times New Roman" w:hAnsi="Times New Roman" w:cs="Times New Roman"/>
+        </w:rPr>
+        <w:t xml:space="preserve"> – Integer</w:t>
+      </w:r>
+    </w:p>
+    <w:p>
+      <w:pPr>
+        <w:rPr>
+          <w:rFonts w:ascii="Times New Roman" w:hAnsi="Times New Roman" w:cs="Times New Roman"/>
+        </w:rPr>
+      </w:pPr>
+      <w:proofErr w:type="spellStart"/>
+      <w:r>
+        <w:rPr>
+          <w:rFonts w:ascii="Times New Roman" w:hAnsi="Times New Roman" w:cs="Times New Roman"/>
+        </w:rPr>
+        <w:t>location_id</w:t>
+      </w:r>
+      <w:proofErr w:type="spellEnd"/>
+      <w:r>
+        <w:rPr>
+          <w:rFonts w:ascii="Times New Roman" w:hAnsi="Times New Roman" w:cs="Times New Roman"/>
+        </w:rPr>
+        <w:t xml:space="preserve"> – Integer</w:t>
+      </w:r>
+    </w:p>
+    <w:p>
+      <w:pPr>
+        <w:rPr>
+          <w:rFonts w:ascii="Times New Roman" w:hAnsi="Times New Roman" w:cs="Times New Roman"/>
+        </w:rPr>
+      </w:pPr>
+      <w:proofErr w:type="spellStart"/>
+      <w:r>
+        <w:rPr>
+          <w:rFonts w:ascii="Times New Roman" w:hAnsi="Times New Roman" w:cs="Times New Roman"/>
+        </w:rPr>
+        <w:t>employee_id</w:t>
+      </w:r>
+      <w:proofErr w:type="spellEnd"/>
+      <w:r>
+        <w:rPr>
+          <w:rFonts w:ascii="Times New Roman" w:hAnsi="Times New Roman" w:cs="Times New Roman"/>
+        </w:rPr>
+        <w:t xml:space="preserve"> – Integer</w:t>
+      </w:r>
+    </w:p>
+    <w:p>
+      <w:pPr>
+        <w:rPr>
+          <w:rFonts w:ascii="Times New Roman" w:hAnsi="Times New Roman" w:cs="Times New Roman"/>
+        </w:rPr>
+      </w:pPr>
+      <w:proofErr w:type="spellStart"/>
+      <w:r>
+        <w:rPr>
+          <w:rFonts w:ascii="Times New Roman" w:hAnsi="Times New Roman" w:cs="Times New Roman"/>
+        </w:rPr>
+        <w:t>order_date</w:t>
+      </w:r>
+      <w:proofErr w:type="spellEnd"/>
+      <w:r>
+        <w:rPr>
+          <w:rFonts w:ascii="Times New Roman" w:hAnsi="Times New Roman" w:cs="Times New Roman"/>
+        </w:rPr>
+        <w:t xml:space="preserve"> – Text</w:t>
+      </w:r>
+    </w:p>
+    <w:p>
+      <w:pPr>
+        <w:rPr>
+          <w:rFonts w:ascii="Times New Roman" w:hAnsi="Times New Roman" w:cs="Times New Roman"/>
+        </w:rPr>
+      </w:pPr>
+    </w:p>
+    <w:p>
+      <w:pPr>
+        <w:rPr>
+          <w:rFonts w:ascii="Times New Roman" w:hAnsi="Times New Roman" w:cs="Times New Roman"/>
+        </w:rPr>
+      </w:pPr>
+      <w:r>
+        <w:rPr>
+          <w:rFonts w:ascii="Times New Roman" w:hAnsi="Times New Roman" w:cs="Times New Roman"/>
+        </w:rPr>
         <w:t>customers table:</w:t>
       </w:r>
     </w:p>
     <w:p>
-      <w:r>
-        <w:t>customer_id – Integer</w:t>
-      </w:r>
-    </w:p>
-    <w:p>
-      <w:r>
-        <w:t>customer_name – Text</w:t>
-      </w:r>
-    </w:p>
-    <w:p/>
-    <w:p>
-      <w:r>
+      <w:pPr>
+        <w:rPr>
+          <w:rFonts w:ascii="Times New Roman" w:hAnsi="Times New Roman" w:cs="Times New Roman"/>
+        </w:rPr>
+      </w:pPr>
+      <w:proofErr w:type="spellStart"/>
+      <w:r>
+        <w:rPr>
+          <w:rFonts w:ascii="Times New Roman" w:hAnsi="Times New Roman" w:cs="Times New Roman"/>
+        </w:rPr>
+        <w:t>customer_id</w:t>
+      </w:r>
+      <w:proofErr w:type="spellEnd"/>
+      <w:r>
+        <w:rPr>
+          <w:rFonts w:ascii="Times New Roman" w:hAnsi="Times New Roman" w:cs="Times New Roman"/>
+        </w:rPr>
+        <w:t xml:space="preserve"> – Integer</w:t>
+      </w:r>
+    </w:p>
+    <w:p>
+      <w:pPr>
+        <w:rPr>
+          <w:rFonts w:ascii="Times New Roman" w:hAnsi="Times New Roman" w:cs="Times New Roman"/>
+        </w:rPr>
+      </w:pPr>
+      <w:proofErr w:type="spellStart"/>
+      <w:r>
+        <w:rPr>
+          <w:rFonts w:ascii="Times New Roman" w:hAnsi="Times New Roman" w:cs="Times New Roman"/>
+        </w:rPr>
+        <w:t>customer_name</w:t>
+      </w:r>
+      <w:proofErr w:type="spellEnd"/>
+      <w:r>
+        <w:rPr>
+          <w:rFonts w:ascii="Times New Roman" w:hAnsi="Times New Roman" w:cs="Times New Roman"/>
+        </w:rPr>
+        <w:t xml:space="preserve"> – Text</w:t>
+      </w:r>
+    </w:p>
+    <w:p>
+      <w:pPr>
+        <w:rPr>
+          <w:rFonts w:ascii="Times New Roman" w:hAnsi="Times New Roman" w:cs="Times New Roman"/>
+        </w:rPr>
+      </w:pPr>
+    </w:p>
+    <w:p>
+      <w:pPr>
+        <w:rPr>
+          <w:rFonts w:ascii="Times New Roman" w:hAnsi="Times New Roman" w:cs="Times New Roman"/>
+        </w:rPr>
+      </w:pPr>
+      <w:r>
+        <w:rPr>
+          <w:rFonts w:ascii="Times New Roman" w:hAnsi="Times New Roman" w:cs="Times New Roman"/>
+        </w:rPr>
         <w:t>users table:</w:t>
       </w:r>
     </w:p>
     <w:p>
-      <w:r>
-        <w:t>user_id – Integer</w:t>
-      </w:r>
-    </w:p>
-    <w:p>
-      <w:r>
+      <w:pPr>
+        <w:rPr>
+          <w:rFonts w:ascii="Times New Roman" w:hAnsi="Times New Roman" w:cs="Times New Roman"/>
+        </w:rPr>
+      </w:pPr>
+      <w:proofErr w:type="spellStart"/>
+      <w:r>
+        <w:rPr>
+          <w:rFonts w:ascii="Times New Roman" w:hAnsi="Times New Roman" w:cs="Times New Roman"/>
+        </w:rPr>
+        <w:t>user_id</w:t>
+      </w:r>
+      <w:proofErr w:type="spellEnd"/>
+      <w:r>
+        <w:rPr>
+          <w:rFonts w:ascii="Times New Roman" w:hAnsi="Times New Roman" w:cs="Times New Roman"/>
+        </w:rPr>
+        <w:t xml:space="preserve"> – Integer</w:t>
+      </w:r>
+    </w:p>
+    <w:p>
+      <w:pPr>
+        <w:rPr>
+          <w:rFonts w:ascii="Times New Roman" w:hAnsi="Times New Roman" w:cs="Times New Roman"/>
+        </w:rPr>
+      </w:pPr>
+      <w:r>
+        <w:rPr>
+          <w:rFonts w:ascii="Times New Roman" w:hAnsi="Times New Roman" w:cs="Times New Roman"/>
+        </w:rPr>
         <w:t>username – Text</w:t>
       </w:r>
     </w:p>
     <w:p>
-      <w:r>
+      <w:pPr>
+        <w:rPr>
+          <w:rFonts w:ascii="Times New Roman" w:hAnsi="Times New Roman" w:cs="Times New Roman"/>
+        </w:rPr>
+      </w:pPr>
+      <w:r>
+        <w:rPr>
+          <w:rFonts w:ascii="Times New Roman" w:hAnsi="Times New Roman" w:cs="Times New Roman"/>
+        </w:rPr>
         <w:t>password – Text</w:t>
       </w:r>
     </w:p>
-    <w:p/>
-    <w:p>
-      <w:r>
+    <w:p>
+      <w:pPr>
+        <w:rPr>
+          <w:rFonts w:ascii="Times New Roman" w:hAnsi="Times New Roman" w:cs="Times New Roman"/>
+        </w:rPr>
+      </w:pPr>
+    </w:p>
+    <w:p>
+      <w:pPr>
+        <w:rPr>
+          <w:rFonts w:ascii="Times New Roman" w:hAnsi="Times New Roman" w:cs="Times New Roman"/>
+        </w:rPr>
+      </w:pPr>
+      <w:r>
+        <w:rPr>
+          <w:rFonts w:ascii="Times New Roman" w:hAnsi="Times New Roman" w:cs="Times New Roman"/>
+        </w:rPr>
         <w:t>employees:</w:t>
       </w:r>
     </w:p>
     <w:p>
-      <w:r>
-        <w:t>employee_id – Integer</w:t>
-      </w:r>
-    </w:p>
-    <w:p>
-      <w:r>
-        <w:t>retail_sales_people – Text</w:t>
-      </w:r>
-    </w:p>
-    <w:p>
-      <w:r>
+      <w:pPr>
+        <w:rPr>
+          <w:rFonts w:ascii="Times New Roman" w:hAnsi="Times New Roman" w:cs="Times New Roman"/>
+        </w:rPr>
+      </w:pPr>
+      <w:proofErr w:type="spellStart"/>
+      <w:r>
+        <w:rPr>
+          <w:rFonts w:ascii="Times New Roman" w:hAnsi="Times New Roman" w:cs="Times New Roman"/>
+        </w:rPr>
+        <w:t>employee_id</w:t>
+      </w:r>
+      <w:proofErr w:type="spellEnd"/>
+      <w:r>
+        <w:rPr>
+          <w:rFonts w:ascii="Times New Roman" w:hAnsi="Times New Roman" w:cs="Times New Roman"/>
+        </w:rPr>
+        <w:t xml:space="preserve"> – Integer</w:t>
+      </w:r>
+    </w:p>
+    <w:p>
+      <w:pPr>
+        <w:rPr>
+          <w:rFonts w:ascii="Times New Roman" w:hAnsi="Times New Roman" w:cs="Times New Roman"/>
+        </w:rPr>
+      </w:pPr>
+      <w:proofErr w:type="spellStart"/>
+      <w:r>
+        <w:rPr>
+          <w:rFonts w:ascii="Times New Roman" w:hAnsi="Times New Roman" w:cs="Times New Roman"/>
+        </w:rPr>
+        <w:t>retail_sales_people</w:t>
+      </w:r>
+      <w:proofErr w:type="spellEnd"/>
+      <w:r>
+        <w:rPr>
+          <w:rFonts w:ascii="Times New Roman" w:hAnsi="Times New Roman" w:cs="Times New Roman"/>
+        </w:rPr>
+        <w:t xml:space="preserve"> – Text</w:t>
+      </w:r>
+    </w:p>
+    <w:p>
+      <w:pPr>
+        <w:rPr>
+          <w:rFonts w:ascii="Times New Roman" w:hAnsi="Times New Roman" w:cs="Times New Roman"/>
+        </w:rPr>
+      </w:pPr>
+      <w:r>
+        <w:rPr>
+          <w:rFonts w:ascii="Times New Roman" w:hAnsi="Times New Roman" w:cs="Times New Roman"/>
+        </w:rPr>
+        <w:t>locations:</w:t>
+      </w:r>
+    </w:p>
+    <w:p>
+      <w:pPr>
+        <w:rPr>
+          <w:rFonts w:ascii="Times New Roman" w:hAnsi="Times New Roman" w:cs="Times New Roman"/>
+        </w:rPr>
+      </w:pPr>
+      <w:proofErr w:type="spellStart"/>
+      <w:r>
+        <w:rPr>
+          <w:rFonts w:ascii="Times New Roman" w:hAnsi="Times New Roman" w:cs="Times New Roman"/>
+        </w:rPr>
+        <w:t>location_id</w:t>
+      </w:r>
+      <w:proofErr w:type="spellEnd"/>
+      <w:r>
+        <w:rPr>
+          <w:rFonts w:ascii="Times New Roman" w:hAnsi="Times New Roman" w:cs="Times New Roman"/>
+        </w:rPr>
+        <w:t xml:space="preserve"> – Integer</w:t>
+      </w:r>
+    </w:p>
+    <w:p>
+      <w:pPr>
+        <w:rPr>
+          <w:rFonts w:ascii="Times New Roman" w:hAnsi="Times New Roman" w:cs="Times New Roman"/>
+        </w:rPr>
+      </w:pPr>
+      <w:r>
+        <w:rPr>
+          <w:rFonts w:ascii="Times New Roman" w:hAnsi="Times New Roman" w:cs="Times New Roman"/>
+        </w:rPr>
+        <w:t>country – Text</w:t>
+      </w:r>
+    </w:p>
+    <w:p>
+      <w:pPr>
+        <w:rPr>
+          <w:rFonts w:ascii="Times New Roman" w:hAnsi="Times New Roman" w:cs="Times New Roman"/>
+        </w:rPr>
+      </w:pPr>
+      <w:r>
+        <w:rPr>
+          <w:rFonts w:ascii="Times New Roman" w:hAnsi="Times New Roman" w:cs="Times New Roman"/>
+        </w:rPr>
+        <w:t>state – Text</w:t>
+      </w:r>
+    </w:p>
+    <w:p>
+      <w:pPr>
+        <w:rPr>
+          <w:rFonts w:ascii="Times New Roman" w:hAnsi="Times New Roman" w:cs="Times New Roman"/>
+        </w:rPr>
+      </w:pPr>
+      <w:r>
+        <w:rPr>
+          <w:rFonts w:ascii="Times New Roman" w:hAnsi="Times New Roman" w:cs="Times New Roman"/>
+        </w:rPr>
         <w:lastRenderedPageBreak/>
-        <w:t>locations:</w:t>
-      </w:r>
-    </w:p>
-    <w:p>
-      <w:r>
-        <w:t>location_id – Integer</w:t>
-      </w:r>
-    </w:p>
-    <w:p>
-      <w:r>
-        <w:t>country – Text</w:t>
-      </w:r>
-    </w:p>
-    <w:p>
-      <w:r>
-        <w:t>state – Text</w:t>
-      </w:r>
-    </w:p>
-    <w:p>
-      <w:r>
         <w:t>city – Text</w:t>
       </w:r>
     </w:p>
     <w:p>
-      <w:r>
-        <w:t>postal_code – Integer</w:t>
-      </w:r>
-    </w:p>
-    <w:p/>
-    <w:p>
-      <w:r>
+      <w:pPr>
+        <w:rPr>
+          <w:rFonts w:ascii="Times New Roman" w:hAnsi="Times New Roman" w:cs="Times New Roman"/>
+        </w:rPr>
+      </w:pPr>
+      <w:proofErr w:type="spellStart"/>
+      <w:r>
+        <w:rPr>
+          <w:rFonts w:ascii="Times New Roman" w:hAnsi="Times New Roman" w:cs="Times New Roman"/>
+        </w:rPr>
+        <w:t>postal_code</w:t>
+      </w:r>
+      <w:proofErr w:type="spellEnd"/>
+      <w:r>
+        <w:rPr>
+          <w:rFonts w:ascii="Times New Roman" w:hAnsi="Times New Roman" w:cs="Times New Roman"/>
+        </w:rPr>
+        <w:t xml:space="preserve"> – Integer</w:t>
+      </w:r>
+    </w:p>
+    <w:p>
+      <w:pPr>
+        <w:rPr>
+          <w:rFonts w:ascii="Times New Roman" w:hAnsi="Times New Roman" w:cs="Times New Roman"/>
+        </w:rPr>
+      </w:pPr>
+    </w:p>
+    <w:p>
+      <w:pPr>
+        <w:rPr>
+          <w:rFonts w:ascii="Times New Roman" w:hAnsi="Times New Roman" w:cs="Times New Roman"/>
+        </w:rPr>
+      </w:pPr>
+      <w:r>
+        <w:rPr>
+          <w:rFonts w:ascii="Times New Roman" w:hAnsi="Times New Roman" w:cs="Times New Roman"/>
+        </w:rPr>
         <w:t>orders:</w:t>
       </w:r>
     </w:p>
     <w:p>
-      <w:r>
-        <w:t>order_id – Integer</w:t>
-      </w:r>
-    </w:p>
-    <w:p>
-      <w:r>
-        <w:t>product_id – Integer</w:t>
-      </w:r>
-    </w:p>
-    <w:p>
-      <w:r>
+      <w:pPr>
+        <w:rPr>
+          <w:rFonts w:ascii="Times New Roman" w:hAnsi="Times New Roman" w:cs="Times New Roman"/>
+        </w:rPr>
+      </w:pPr>
+      <w:proofErr w:type="spellStart"/>
+      <w:r>
+        <w:rPr>
+          <w:rFonts w:ascii="Times New Roman" w:hAnsi="Times New Roman" w:cs="Times New Roman"/>
+        </w:rPr>
+        <w:t>order_id</w:t>
+      </w:r>
+      <w:proofErr w:type="spellEnd"/>
+      <w:r>
+        <w:rPr>
+          <w:rFonts w:ascii="Times New Roman" w:hAnsi="Times New Roman" w:cs="Times New Roman"/>
+        </w:rPr>
+        <w:t xml:space="preserve"> – Integer</w:t>
+      </w:r>
+    </w:p>
+    <w:p>
+      <w:pPr>
+        <w:rPr>
+          <w:rFonts w:ascii="Times New Roman" w:hAnsi="Times New Roman" w:cs="Times New Roman"/>
+        </w:rPr>
+      </w:pPr>
+      <w:proofErr w:type="spellStart"/>
+      <w:r>
+        <w:rPr>
+          <w:rFonts w:ascii="Times New Roman" w:hAnsi="Times New Roman" w:cs="Times New Roman"/>
+        </w:rPr>
+        <w:t>product_id</w:t>
+      </w:r>
+      <w:proofErr w:type="spellEnd"/>
+      <w:r>
+        <w:rPr>
+          <w:rFonts w:ascii="Times New Roman" w:hAnsi="Times New Roman" w:cs="Times New Roman"/>
+        </w:rPr>
+        <w:t xml:space="preserve"> – Integer</w:t>
+      </w:r>
+    </w:p>
+    <w:p>
+      <w:pPr>
+        <w:rPr>
+          <w:rFonts w:ascii="Times New Roman" w:hAnsi="Times New Roman" w:cs="Times New Roman"/>
+        </w:rPr>
+      </w:pPr>
+      <w:r>
+        <w:rPr>
+          <w:rFonts w:ascii="Times New Roman" w:hAnsi="Times New Roman" w:cs="Times New Roman"/>
+        </w:rPr>
         <w:t>quantity – Integer</w:t>
       </w:r>
     </w:p>
     <w:p>
-      <w:r>
+      <w:pPr>
+        <w:rPr>
+          <w:rFonts w:ascii="Times New Roman" w:hAnsi="Times New Roman" w:cs="Times New Roman"/>
+        </w:rPr>
+      </w:pPr>
+      <w:r>
+        <w:rPr>
+          <w:rFonts w:ascii="Times New Roman" w:hAnsi="Times New Roman" w:cs="Times New Roman"/>
+        </w:rPr>
         <w:t>sales – Integer</w:t>
       </w:r>
     </w:p>
     <w:p>
-      <w:r>
+      <w:pPr>
+        <w:rPr>
+          <w:rFonts w:ascii="Times New Roman" w:hAnsi="Times New Roman" w:cs="Times New Roman"/>
+        </w:rPr>
+      </w:pPr>
+      <w:r>
+        <w:rPr>
+          <w:rFonts w:ascii="Times New Roman" w:hAnsi="Times New Roman" w:cs="Times New Roman"/>
+        </w:rPr>
         <w:t>discount – Integer</w:t>
       </w:r>
     </w:p>
     <w:p>
-      <w:r>
+      <w:pPr>
+        <w:rPr>
+          <w:rFonts w:ascii="Times New Roman" w:hAnsi="Times New Roman" w:cs="Times New Roman"/>
+        </w:rPr>
+      </w:pPr>
+      <w:r>
+        <w:rPr>
+          <w:rFonts w:ascii="Times New Roman" w:hAnsi="Times New Roman" w:cs="Times New Roman"/>
+        </w:rPr>
         <w:t>profit – Integer</w:t>
       </w:r>
     </w:p>
     <w:p>
-      <w:r>
+      <w:pPr>
+        <w:rPr>
+          <w:rFonts w:ascii="Times New Roman" w:hAnsi="Times New Roman" w:cs="Times New Roman"/>
+        </w:rPr>
+      </w:pPr>
+      <w:r>
+        <w:rPr>
+          <w:rFonts w:ascii="Times New Roman" w:hAnsi="Times New Roman" w:cs="Times New Roman"/>
+        </w:rPr>
         <w:t>returned – Integer</w:t>
       </w:r>
     </w:p>
-    <w:p/>
-    <w:p>
-      <w:r>
+    <w:p>
+      <w:pPr>
+        <w:rPr>
+          <w:rFonts w:ascii="Times New Roman" w:hAnsi="Times New Roman" w:cs="Times New Roman"/>
+        </w:rPr>
+      </w:pPr>
+    </w:p>
+    <w:p>
+      <w:pPr>
+        <w:rPr>
+          <w:rFonts w:ascii="Times New Roman" w:hAnsi="Times New Roman" w:cs="Times New Roman"/>
+        </w:rPr>
+      </w:pPr>
+      <w:r>
+        <w:rPr>
+          <w:rFonts w:ascii="Times New Roman" w:hAnsi="Times New Roman" w:cs="Times New Roman"/>
+        </w:rPr>
         <w:t>products:</w:t>
       </w:r>
     </w:p>
     <w:p>
-      <w:r>
-        <w:t>product_id – Integer</w:t>
-      </w:r>
-    </w:p>
-    <w:p>
-      <w:r>
-        <w:t>product_name – Text</w:t>
-      </w:r>
-    </w:p>
-    <w:p>
-      <w:r>
+      <w:pPr>
+        <w:rPr>
+          <w:rFonts w:ascii="Times New Roman" w:hAnsi="Times New Roman" w:cs="Times New Roman"/>
+        </w:rPr>
+      </w:pPr>
+      <w:proofErr w:type="spellStart"/>
+      <w:r>
+        <w:rPr>
+          <w:rFonts w:ascii="Times New Roman" w:hAnsi="Times New Roman" w:cs="Times New Roman"/>
+        </w:rPr>
+        <w:t>product_id</w:t>
+      </w:r>
+      <w:proofErr w:type="spellEnd"/>
+      <w:r>
+        <w:rPr>
+          <w:rFonts w:ascii="Times New Roman" w:hAnsi="Times New Roman" w:cs="Times New Roman"/>
+        </w:rPr>
+        <w:t xml:space="preserve"> – Integer</w:t>
+      </w:r>
+    </w:p>
+    <w:p>
+      <w:pPr>
+        <w:rPr>
+          <w:rFonts w:ascii="Times New Roman" w:hAnsi="Times New Roman" w:cs="Times New Roman"/>
+        </w:rPr>
+      </w:pPr>
+      <w:proofErr w:type="spellStart"/>
+      <w:r>
+        <w:rPr>
+          <w:rFonts w:ascii="Times New Roman" w:hAnsi="Times New Roman" w:cs="Times New Roman"/>
+        </w:rPr>
+        <w:t>product_name</w:t>
+      </w:r>
+      <w:proofErr w:type="spellEnd"/>
+      <w:r>
+        <w:rPr>
+          <w:rFonts w:ascii="Times New Roman" w:hAnsi="Times New Roman" w:cs="Times New Roman"/>
+        </w:rPr>
+        <w:t xml:space="preserve"> – Text</w:t>
+      </w:r>
+    </w:p>
+    <w:p>
+      <w:pPr>
+        <w:rPr>
+          <w:rFonts w:ascii="Times New Roman" w:hAnsi="Times New Roman" w:cs="Times New Roman"/>
+        </w:rPr>
+      </w:pPr>
+      <w:r>
+        <w:rPr>
+          <w:rFonts w:ascii="Times New Roman" w:hAnsi="Times New Roman" w:cs="Times New Roman"/>
+        </w:rPr>
         <w:t>category – Text</w:t>
       </w:r>
     </w:p>
     <w:p>
-      <w:r>
+      <w:pPr>
+        <w:rPr>
+          <w:rFonts w:ascii="Times New Roman" w:hAnsi="Times New Roman" w:cs="Times New Roman"/>
+        </w:rPr>
+      </w:pPr>
+      <w:r>
+        <w:rPr>
+          <w:rFonts w:ascii="Times New Roman" w:hAnsi="Times New Roman" w:cs="Times New Roman"/>
+        </w:rPr>
         <w:t>subcategory – Text</w:t>
       </w:r>
     </w:p>
-    <w:p/>
-    <w:p>
-      <w:r>
+    <w:p>
+      <w:pPr>
+        <w:rPr>
+          <w:rFonts w:ascii="Times New Roman" w:hAnsi="Times New Roman" w:cs="Times New Roman"/>
+        </w:rPr>
+      </w:pPr>
+    </w:p>
+    <w:p>
+      <w:pPr>
+        <w:rPr>
+          <w:rFonts w:ascii="Times New Roman" w:hAnsi="Times New Roman" w:cs="Times New Roman"/>
+        </w:rPr>
+      </w:pPr>
+      <w:r>
+        <w:rPr>
+          <w:rFonts w:ascii="Times New Roman" w:hAnsi="Times New Roman" w:cs="Times New Roman"/>
+        </w:rPr>
         <w:t>Formatting rules</w:t>
       </w:r>
       <w:r>
+        <w:rPr>
+          <w:rFonts w:ascii="Times New Roman" w:hAnsi="Times New Roman" w:cs="Times New Roman"/>
+        </w:rPr>
         <w:t>:</w:t>
       </w:r>
     </w:p>
     <w:p>
-      <w:r>
-        <w:t xml:space="preserve">Dates will be done in the standard format of </w:t>
-      </w:r>
-      <w:r>
-        <w:t>YYYY-MM-DD</w:t>
-      </w:r>
-    </w:p>
-    <w:p>
-      <w:r>
+      <w:pPr>
+        <w:rPr>
+          <w:rFonts w:ascii="Times New Roman" w:hAnsi="Times New Roman" w:cs="Times New Roman"/>
+        </w:rPr>
+      </w:pPr>
+      <w:r>
+        <w:rPr>
+          <w:rFonts w:ascii="Times New Roman" w:hAnsi="Times New Roman" w:cs="Times New Roman"/>
+        </w:rPr>
+        <w:t>Dates will be done in the standard format of YYYY-MM-DD</w:t>
+      </w:r>
+    </w:p>
+    <w:p>
+      <w:pPr>
+        <w:rPr>
+          <w:rFonts w:ascii="Times New Roman" w:hAnsi="Times New Roman" w:cs="Times New Roman"/>
+        </w:rPr>
+      </w:pPr>
+      <w:r>
+        <w:rPr>
+          <w:rFonts w:ascii="Times New Roman" w:hAnsi="Times New Roman" w:cs="Times New Roman"/>
+        </w:rPr>
         <w:t>All numbers to deal with sales will be multiplied by 100 in the backend, and divided by 100 when sent to the frontend</w:t>
       </w:r>
     </w:p>
     <w:p>
-      <w:r>
+      <w:pPr>
+        <w:rPr>
+          <w:rFonts w:ascii="Times New Roman" w:hAnsi="Times New Roman" w:cs="Times New Roman"/>
+        </w:rPr>
+      </w:pPr>
+      <w:r>
+        <w:rPr>
+          <w:rFonts w:ascii="Times New Roman" w:hAnsi="Times New Roman" w:cs="Times New Roman"/>
+        </w:rPr>
+        <w:t xml:space="preserve">Formatting </w:t>
+      </w:r>
+      <w:r>
+        <w:rPr>
+          <w:rFonts w:ascii="Times New Roman" w:hAnsi="Times New Roman" w:cs="Times New Roman"/>
+        </w:rPr>
+        <w:t xml:space="preserve">will depend often on the user data they upload with their consistency, as </w:t>
+      </w:r>
+      <w:proofErr w:type="spellStart"/>
+      <w:r>
+        <w:rPr>
+          <w:rFonts w:ascii="Times New Roman" w:hAnsi="Times New Roman" w:cs="Times New Roman"/>
+        </w:rPr>
+        <w:t>QuickCast</w:t>
+      </w:r>
+      <w:proofErr w:type="spellEnd"/>
+      <w:r>
+        <w:rPr>
+          <w:rFonts w:ascii="Times New Roman" w:hAnsi="Times New Roman" w:cs="Times New Roman"/>
+        </w:rPr>
+        <w:t xml:space="preserve"> aims to be a visualization platform and not correct the user data</w:t>
+      </w:r>
+      <w:r>
+        <w:rPr>
+          <w:rFonts w:ascii="Times New Roman" w:hAnsi="Times New Roman" w:cs="Times New Roman"/>
+        </w:rPr>
+        <w:t>. Many of the SQLite statements per user will use GROUP BY, and as such shouldn’t be affected too much.</w:t>
+      </w:r>
+    </w:p>
+    <w:p>
+      <w:pPr>
+        <w:rPr>
+          <w:rFonts w:ascii="Times New Roman" w:hAnsi="Times New Roman" w:cs="Times New Roman"/>
+        </w:rPr>
+      </w:pPr>
+    </w:p>
+    <w:p>
+      <w:pPr>
+        <w:jc w:val="center"/>
+        <w:rPr>
+          <w:rFonts w:ascii="Times New Roman" w:hAnsi="Times New Roman" w:cs="Times New Roman"/>
+        </w:rPr>
+      </w:pPr>
+      <w:r>
+        <w:rPr>
+          <w:rFonts w:ascii="Times New Roman" w:hAnsi="Times New Roman" w:cs="Times New Roman"/>
+        </w:rPr>
+        <w:t>Part 3: Database Creation and Queries</w:t>
+      </w:r>
+    </w:p>
+    <w:p>
+      <w:pPr>
+        <w:rPr>
+          <w:rFonts w:ascii="Times New Roman" w:hAnsi="Times New Roman" w:cs="Times New Roman"/>
+        </w:rPr>
+      </w:pPr>
+      <w:r>
+        <w:rPr>
+          <w:rFonts w:ascii="Times New Roman" w:hAnsi="Times New Roman" w:cs="Times New Roman"/>
+        </w:rPr>
         <w:lastRenderedPageBreak/>
-        <w:t xml:space="preserve">Formatting </w:t>
-      </w:r>
-      <w:r>
-        <w:t>will depend often on the user data they upload with their consistency, as QuickCast aims to be a visualization platform and not correct the user data</w:t>
-      </w:r>
-      <w:r>
-        <w:t>. Many of the SQLite statements per user will use GROUP BY, and as such shouldn’t be affected too much.</w:t>
-      </w:r>
-    </w:p>
-    <w:p/>
-    <w:p>
-      <w:pPr>
-        <w:jc w:val="center"/>
-      </w:pPr>
-      <w:r>
-        <w:t>Part 3: Database Creation and Queries</w:t>
-      </w:r>
-    </w:p>
-    <w:p>
-      <w:r>
         <w:t>For the database queries and creations, please see the python scripts within the GitHub, or the scripts included within this assignment submission.</w:t>
       </w:r>
     </w:p>
     <w:p>
       <w:r>
+        <w:rPr>
+          <w:rFonts w:ascii="Times New Roman" w:hAnsi="Times New Roman" w:cs="Times New Roman"/>
+        </w:rPr>
         <w:t xml:space="preserve">The GitHub can be found here: </w:t>
       </w:r>
       <w:hyperlink r:id="rId6" w:history="1">
+        <w:proofErr w:type="spellStart"/>
         <w:r>
           <w:rPr>
             <w:rStyle w:val="Hyperlink"/>
+            <w:rFonts w:ascii="Times New Roman" w:hAnsi="Times New Roman" w:cs="Times New Roman"/>
           </w:rPr>
-          <w:t>thatguy-jpeg/QuickCast---Forecasting-Done-Quickly</w:t>
+          <w:t>thatguy</w:t>
+        </w:r>
+        <w:proofErr w:type="spellEnd"/>
+        <w:r>
+          <w:rPr>
+            <w:rStyle w:val="Hyperlink"/>
+            <w:rFonts w:ascii="Times New Roman" w:hAnsi="Times New Roman" w:cs="Times New Roman"/>
+          </w:rPr>
+          <w:t>-jpeg/</w:t>
+        </w:r>
+        <w:proofErr w:type="spellStart"/>
+        <w:r>
+          <w:rPr>
+            <w:rStyle w:val="Hyperlink"/>
+            <w:rFonts w:ascii="Times New Roman" w:hAnsi="Times New Roman" w:cs="Times New Roman"/>
+          </w:rPr>
+          <w:t>QuickCast</w:t>
+        </w:r>
+        <w:proofErr w:type="spellEnd"/>
+        <w:r>
+          <w:rPr>
+            <w:rStyle w:val="Hyperlink"/>
+            <w:rFonts w:ascii="Times New Roman" w:hAnsi="Times New Roman" w:cs="Times New Roman"/>
+          </w:rPr>
+          <w:t>---Forecasting-Done-Quickly</w:t>
         </w:r>
       </w:hyperlink>
     </w:p>
     <w:p>
       <w:pPr>
+        <w:rPr>
+          <w:rFonts w:ascii="Times New Roman" w:hAnsi="Times New Roman" w:cs="Times New Roman"/>
+          <w:color w:val="171717" w:themeColor="background2" w:themeShade="1A"/>
+        </w:rPr>
+      </w:pPr>
+      <w:r>
+        <w:rPr>
+          <w:rFonts w:ascii="Times New Roman" w:hAnsi="Times New Roman" w:cs="Times New Roman"/>
+        </w:rPr>
+        <w:t>The data used can be found here:</w:t>
+      </w:r>
+      <w:r>
+        <w:rPr>
+          <w:rFonts w:ascii="Times New Roman" w:hAnsi="Times New Roman" w:cs="Times New Roman"/>
+        </w:rPr>
+        <w:t xml:space="preserve"> </w:t>
+      </w:r>
+      <w:hyperlink r:id="rId7" w:history="1">
+        <w:r>
+          <w:rPr>
+            <w:rStyle w:val="Hyperlink"/>
+            <w:rFonts w:ascii="Times New Roman" w:hAnsi="Times New Roman" w:cs="Times New Roman"/>
+            <w:color w:val="070C0D" w:themeColor="hyperlink" w:themeShade="1A"/>
+          </w:rPr>
+          <w:t>https://www.kaggle.com/datasets/shandeep777/retail-supply-chain-sales-dataset</w:t>
+        </w:r>
+      </w:hyperlink>
+    </w:p>
+    <w:p>
+      <w:pPr>
+        <w:rPr>
+          <w:rFonts w:ascii="Times New Roman" w:hAnsi="Times New Roman" w:cs="Times New Roman"/>
+        </w:rPr>
+      </w:pPr>
+    </w:p>
+    <w:p>
+      <w:pPr>
+        <w:rPr>
+          <w:rFonts w:ascii="Times New Roman" w:hAnsi="Times New Roman" w:cs="Times New Roman"/>
+        </w:rPr>
+      </w:pPr>
+      <w:r>
+        <w:rPr>
+          <w:rFonts w:ascii="Times New Roman" w:hAnsi="Times New Roman" w:cs="Times New Roman"/>
+        </w:rPr>
+        <w:t>Part 4: Overall Contribution Summary</w:t>
+      </w:r>
+    </w:p>
+    <w:p>
+      <w:pPr>
         <w:jc w:val="center"/>
-      </w:pPr>
-    </w:p>
-    <w:p>
-      <w:r>
-        <w:t>Part 4: Overall Contribution Summary</w:t>
-      </w:r>
-    </w:p>
-    <w:p>
-      <w:pPr>
-        <w:jc w:val="center"/>
-      </w:pPr>
-    </w:p>
-    <w:p>
-      <w:r>
-        <w:t>All work provided, including all queries, database design, and code authored, was done by the only and sole contributor of this project, Wyatt Keller. Approximate hours spend for this portion is ~11 hours.</w:t>
-      </w:r>
-    </w:p>
-    <w:p/>
+        <w:rPr>
+          <w:rFonts w:ascii="Times New Roman" w:hAnsi="Times New Roman" w:cs="Times New Roman"/>
+        </w:rPr>
+      </w:pPr>
+    </w:p>
+    <w:p>
+      <w:pPr>
+        <w:rPr>
+          <w:rFonts w:ascii="Times New Roman" w:hAnsi="Times New Roman" w:cs="Times New Roman"/>
+        </w:rPr>
+      </w:pPr>
+      <w:r>
+        <w:rPr>
+          <w:rFonts w:ascii="Times New Roman" w:hAnsi="Times New Roman" w:cs="Times New Roman"/>
+        </w:rPr>
+        <w:t xml:space="preserve">All work provided, including all queries, database design, and code authored, was done by the only and sole contributor of this project, Wyatt Keller. Approximate hours </w:t>
+      </w:r>
+      <w:r>
+        <w:rPr>
+          <w:rFonts w:ascii="Times New Roman" w:hAnsi="Times New Roman" w:cs="Times New Roman"/>
+        </w:rPr>
+        <w:t>spent</w:t>
+      </w:r>
+      <w:r>
+        <w:rPr>
+          <w:rFonts w:ascii="Times New Roman" w:hAnsi="Times New Roman" w:cs="Times New Roman"/>
+        </w:rPr>
+        <w:t xml:space="preserve"> </w:t>
+      </w:r>
+      <w:r>
+        <w:rPr>
+          <w:rFonts w:ascii="Times New Roman" w:hAnsi="Times New Roman" w:cs="Times New Roman"/>
+        </w:rPr>
+        <w:t>on</w:t>
+      </w:r>
+      <w:r>
+        <w:rPr>
+          <w:rFonts w:ascii="Times New Roman" w:hAnsi="Times New Roman" w:cs="Times New Roman"/>
+        </w:rPr>
+        <w:t xml:space="preserve"> this portion is ~</w:t>
+      </w:r>
+      <w:r>
+        <w:rPr>
+          <w:rFonts w:ascii="Times New Roman" w:hAnsi="Times New Roman" w:cs="Times New Roman"/>
+        </w:rPr>
+        <w:t>20</w:t>
+      </w:r>
+      <w:r>
+        <w:rPr>
+          <w:rFonts w:ascii="Times New Roman" w:hAnsi="Times New Roman" w:cs="Times New Roman"/>
+        </w:rPr>
+        <w:t xml:space="preserve"> hours.</w:t>
+      </w:r>
+    </w:p>
+    <w:p>
+      <w:pPr>
+        <w:rPr>
+          <w:rFonts w:ascii="Times New Roman" w:hAnsi="Times New Roman" w:cs="Times New Roman"/>
+        </w:rPr>
+      </w:pPr>
+    </w:p>
     <w:p>
       <w:pPr>
         <w:pStyle w:val="Heading2"/>
@@ -792,7 +2565,13 @@
         <w:t>Signed: Wyatt Keller</w:t>
       </w:r>
     </w:p>
-    <w:p/>
+    <w:p>
+      <w:pPr>
+        <w:rPr>
+          <w:rFonts w:ascii="Times New Roman" w:hAnsi="Times New Roman" w:cs="Times New Roman"/>
+        </w:rPr>
+      </w:pPr>
+    </w:p>
     <w:sectPr>
       <w:pgSz w:w="12240" w:h="15840"/>
       <w:pgMar w:top="1440" w:right="1440" w:bottom="1440" w:left="1440" w:header="720" w:footer="720" w:gutter="0"/>
@@ -1715,6 +3494,7 @@
   <w:style w:type="character" w:default="1" w:styleId="DefaultParagraphFont">
     <w:name w:val="Default Paragraph Font"/>
     <w:uiPriority w:val="1"/>
+    <w:semiHidden/>
     <w:unhideWhenUsed/>
   </w:style>
   <w:style w:type="table" w:default="1" w:styleId="TableNormal">
